--- a/МатСтатЛаб3.docx
+++ b/МатСтатЛаб3.docx
@@ -151,16 +151,7 @@
           <w:sz w:val="32"/>
           <w:szCs w:val="32"/>
         </w:rPr>
-        <w:t>О</w:t>
-      </w:r>
-      <w:r>
-        <w:rPr>
-          <w:rStyle w:val="fontstyle01"/>
-          <w:rFonts w:ascii="Times New Roman" w:hAnsi="Times New Roman" w:cs="Times New Roman"/>
-          <w:sz w:val="32"/>
-          <w:szCs w:val="32"/>
-        </w:rPr>
-        <w:t>тчет по лабораторной работе №3</w:t>
+        <w:t>Отчет по лабораторной работе №3</w:t>
       </w:r>
     </w:p>
     <w:p>
@@ -498,6 +489,7 @@
           <w:docPartUnique/>
         </w:docPartObj>
       </w:sdtPr>
+      <w:sdtEndPr/>
       <w:sdtContent>
         <w:p>
           <w:pPr>
@@ -1282,23 +1274,7 @@
           <w:sz w:val="28"/>
           <w:szCs w:val="28"/>
         </w:rPr>
-        <w:t xml:space="preserve"> изучение </w:t>
-      </w:r>
-      <w:r>
-        <w:rPr>
-          <w:color w:val="0F1115"/>
-          <w:sz w:val="28"/>
-          <w:szCs w:val="28"/>
-        </w:rPr>
-        <w:t xml:space="preserve">применения </w:t>
-      </w:r>
-      <w:r>
-        <w:rPr>
-          <w:color w:val="0F1115"/>
-          <w:sz w:val="28"/>
-          <w:szCs w:val="28"/>
-        </w:rPr>
-        <w:t xml:space="preserve">метода </w:t>
+        <w:t xml:space="preserve"> изучение применения метода </w:t>
       </w:r>
       <w:proofErr w:type="spellStart"/>
       <w:r>
@@ -1307,15 +1283,7 @@
           <w:sz w:val="28"/>
           <w:szCs w:val="28"/>
         </w:rPr>
-        <w:t>б</w:t>
-      </w:r>
-      <w:r>
-        <w:rPr>
-          <w:color w:val="0F1115"/>
-          <w:sz w:val="28"/>
-          <w:szCs w:val="28"/>
-        </w:rPr>
-        <w:t>оксплот</w:t>
+        <w:t>боксплот</w:t>
       </w:r>
       <w:proofErr w:type="spellEnd"/>
       <w:r>
@@ -1342,23 +1310,7 @@
           <w:sz w:val="28"/>
           <w:szCs w:val="28"/>
         </w:rPr>
-        <w:t xml:space="preserve"> для </w:t>
-      </w:r>
-      <w:r>
-        <w:rPr>
-          <w:color w:val="0F1115"/>
-          <w:sz w:val="28"/>
-          <w:szCs w:val="28"/>
-        </w:rPr>
-        <w:t xml:space="preserve">обработки и анализа одномерных </w:t>
-      </w:r>
-      <w:r>
-        <w:rPr>
-          <w:color w:val="0F1115"/>
-          <w:sz w:val="28"/>
-          <w:szCs w:val="28"/>
-        </w:rPr>
-        <w:t xml:space="preserve">распределений, </w:t>
+        <w:t xml:space="preserve"> для обработки и анализа одномерных распределений, </w:t>
       </w:r>
       <w:r>
         <w:rPr>
@@ -1390,23 +1342,7 @@
           <w:sz w:val="28"/>
           <w:szCs w:val="28"/>
         </w:rPr>
-        <w:t xml:space="preserve"> влияния объёма выборки на долю </w:t>
-      </w:r>
-      <w:r>
-        <w:rPr>
-          <w:color w:val="0F1115"/>
-          <w:sz w:val="28"/>
-          <w:szCs w:val="28"/>
-        </w:rPr>
-        <w:t xml:space="preserve">отсеиваемых </w:t>
-      </w:r>
-      <w:r>
-        <w:rPr>
-          <w:color w:val="0F1115"/>
-          <w:sz w:val="28"/>
-          <w:szCs w:val="28"/>
-        </w:rPr>
-        <w:t>аномальных значений.</w:t>
+        <w:t xml:space="preserve"> влияния объёма выборки на долю отсеиваемых аномальных значений.</w:t>
       </w:r>
     </w:p>
     <w:p>
@@ -4085,18 +4021,7 @@
                 <w:shd w:val="clear" w:color="auto" w:fill="FFFFFF"/>
                 <w:lang w:val="en-US" w:eastAsia="en-US"/>
               </w:rPr>
-              <m:t>I</m:t>
-            </m:r>
-            <m:r>
-              <w:rPr>
-                <w:rFonts w:ascii="Cambria Math" w:eastAsiaTheme="minorHAnsi" w:hAnsi="Cambria Math"/>
-                <w:color w:val="0F1115"/>
-                <w:sz w:val="28"/>
-                <w:szCs w:val="28"/>
-                <w:shd w:val="clear" w:color="auto" w:fill="FFFFFF"/>
-                <w:lang w:val="en-US" w:eastAsia="en-US"/>
-              </w:rPr>
-              <m:t>Q</m:t>
+              <m:t>IQ</m:t>
             </m:r>
           </m:e>
           <m:sub/>
@@ -5644,6 +5569,10 @@
         <w:jc w:val="center"/>
       </w:pPr>
       <w:r>
+        <w:rPr>
+          <w:noProof/>
+          <w:lang w:eastAsia="ru-RU"/>
+        </w:rPr>
         <w:drawing>
           <wp:inline distT="0" distB="0" distL="0" distR="0" wp14:anchorId="4160C870" wp14:editId="38F64DD3">
             <wp:extent cx="5940425" cy="1557655"/>
@@ -5712,27 +5641,14 @@
       <w:r>
         <w:t xml:space="preserve">Рисунок </w:t>
       </w:r>
-      <w:r>
-        <w:fldChar w:fldCharType="begin"/>
-      </w:r>
-      <w:r>
-        <w:instrText xml:space="preserve"> SEQ Рисунок \* ARABIC </w:instrText>
-      </w:r>
-      <w:r>
-        <w:fldChar w:fldCharType="separate"/>
-      </w:r>
-      <w:r>
-        <w:rPr>
-          <w:noProof/>
-        </w:rPr>
-        <w:t>1</w:t>
-      </w:r>
-      <w:r>
-        <w:rPr>
-          <w:noProof/>
-        </w:rPr>
-        <w:fldChar w:fldCharType="end"/>
-      </w:r>
+      <w:fldSimple w:instr=" SEQ Рисунок \* ARABIC ">
+        <w:r>
+          <w:rPr>
+            <w:noProof/>
+          </w:rPr>
+          <w:t>1</w:t>
+        </w:r>
+      </w:fldSimple>
       <w:r>
         <w:t xml:space="preserve">: </w:t>
       </w:r>
@@ -5786,6 +5702,10 @@
         <w:jc w:val="center"/>
       </w:pPr>
       <w:r>
+        <w:rPr>
+          <w:noProof/>
+          <w:lang w:eastAsia="ru-RU"/>
+        </w:rPr>
         <w:lastRenderedPageBreak/>
         <w:drawing>
           <wp:inline distT="0" distB="0" distL="0" distR="0" wp14:anchorId="5C146906" wp14:editId="160DEF10">
@@ -5855,27 +5775,14 @@
       <w:r>
         <w:t xml:space="preserve">Рисунок </w:t>
       </w:r>
-      <w:r>
-        <w:fldChar w:fldCharType="begin"/>
-      </w:r>
-      <w:r>
-        <w:instrText xml:space="preserve"> SEQ Рисунок \* ARABIC </w:instrText>
-      </w:r>
-      <w:r>
-        <w:fldChar w:fldCharType="separate"/>
-      </w:r>
-      <w:r>
-        <w:rPr>
-          <w:noProof/>
-        </w:rPr>
-        <w:t>2</w:t>
-      </w:r>
-      <w:r>
-        <w:rPr>
-          <w:noProof/>
-        </w:rPr>
-        <w:fldChar w:fldCharType="end"/>
-      </w:r>
+      <w:fldSimple w:instr=" SEQ Рисунок \* ARABIC ">
+        <w:r>
+          <w:rPr>
+            <w:noProof/>
+          </w:rPr>
+          <w:t>2</w:t>
+        </w:r>
+      </w:fldSimple>
       <w:r>
         <w:t xml:space="preserve">: </w:t>
       </w:r>
@@ -5929,6 +5836,10 @@
         <w:jc w:val="center"/>
       </w:pPr>
       <w:r>
+        <w:rPr>
+          <w:noProof/>
+          <w:lang w:eastAsia="ru-RU"/>
+        </w:rPr>
         <w:drawing>
           <wp:inline distT="0" distB="0" distL="0" distR="0" wp14:anchorId="2F98F129" wp14:editId="19687C27">
             <wp:extent cx="4629796" cy="1705213"/>
@@ -6130,34 +6041,7 @@
           <w:sz w:val="28"/>
           <w:szCs w:val="28"/>
         </w:rPr>
-        <w:t xml:space="preserve"> </w:t>
-      </w:r>
-      <w:r>
-        <w:rPr>
-          <w:rFonts w:ascii="Times New Roman" w:eastAsiaTheme="minorEastAsia" w:hAnsi="Times New Roman" w:cs="Times New Roman"/>
-          <w:color w:val="000000"/>
-          <w:sz w:val="28"/>
-          <w:szCs w:val="28"/>
-        </w:rPr>
-        <w:t>(рисунки 1-2)</w:t>
-      </w:r>
-      <w:r>
-        <w:rPr>
-          <w:rFonts w:ascii="Times New Roman" w:eastAsiaTheme="minorEastAsia" w:hAnsi="Times New Roman" w:cs="Times New Roman"/>
-          <w:color w:val="000000"/>
-          <w:sz w:val="28"/>
-          <w:szCs w:val="28"/>
-        </w:rPr>
-        <w:t>,</w:t>
-      </w:r>
-      <w:r>
-        <w:rPr>
-          <w:rFonts w:ascii="Times New Roman" w:eastAsiaTheme="minorEastAsia" w:hAnsi="Times New Roman" w:cs="Times New Roman"/>
-          <w:color w:val="000000"/>
-          <w:sz w:val="28"/>
-          <w:szCs w:val="28"/>
-        </w:rPr>
-        <w:t xml:space="preserve"> и проведены множественные эксперименты (1000 повторений) для оценки средней доли выбросов в каждом распределении (таблица 1).</w:t>
+        <w:t xml:space="preserve"> (рисунки 1-2), и проведены множественные эксперименты (1000 повторений) для оценки средней доли выбросов в каждом распределении (таблица 1).</w:t>
       </w:r>
     </w:p>
     <w:p>
@@ -6561,23 +6445,13 @@
         </w:rPr>
         <w:t>пределений с тяжёлыми хвостами -</w:t>
       </w:r>
-      <w:bookmarkStart w:id="5" w:name="_GoBack"/>
-      <w:bookmarkEnd w:id="5"/>
-      <w:r>
-        <w:rPr>
-          <w:color w:val="0F1115"/>
-          <w:sz w:val="28"/>
-          <w:szCs w:val="28"/>
-        </w:rPr>
-        <w:t xml:space="preserve"> вероятность появления экстремальных значений не убывает с ростом объёма</w:t>
-      </w:r>
-      <w:r>
-        <w:rPr>
-          <w:color w:val="0F1115"/>
-          <w:sz w:val="28"/>
-          <w:szCs w:val="28"/>
-        </w:rPr>
-        <w:t xml:space="preserve"> выборки, а остаётся постоянной</w:t>
+      <w:r>
+        <w:rPr>
+          <w:color w:val="0F1115"/>
+          <w:sz w:val="28"/>
+          <w:szCs w:val="28"/>
+        </w:rPr>
+        <w:t xml:space="preserve"> вероятность появления экстремальных значений не убывает с ростом объёма выборки, а остаётся постоянной</w:t>
       </w:r>
       <w:r>
         <w:rPr>
@@ -6619,7 +6493,7 @@
           <w:szCs w:val="40"/>
         </w:rPr>
       </w:pPr>
-      <w:bookmarkStart w:id="6" w:name="_Toc223352856"/>
+      <w:bookmarkStart w:id="5" w:name="_Toc223352856"/>
       <w:r>
         <w:rPr>
           <w:sz w:val="40"/>
@@ -6627,7 +6501,7 @@
         </w:rPr>
         <w:t>Выводы</w:t>
       </w:r>
-      <w:bookmarkEnd w:id="6"/>
+      <w:bookmarkEnd w:id="5"/>
     </w:p>
     <w:p>
       <w:pPr>
@@ -7341,37 +7215,7 @@
           <w:szCs w:val="28"/>
           <w:shd w:val="clear" w:color="auto" w:fill="FFFFFF"/>
         </w:rPr>
-        <w:t>Н</w:t>
-      </w:r>
-      <w:r>
-        <w:rPr>
-          <w:rFonts w:ascii="Times New Roman" w:hAnsi="Times New Roman" w:cs="Times New Roman"/>
-          <w:color w:val="0F1115"/>
-          <w:sz w:val="28"/>
-          <w:szCs w:val="28"/>
-          <w:shd w:val="clear" w:color="auto" w:fill="FFFFFF"/>
-        </w:rPr>
-        <w:t>аибольшая доля выбросов характерна для р</w:t>
-      </w:r>
-      <w:r>
-        <w:rPr>
-          <w:rFonts w:ascii="Times New Roman" w:hAnsi="Times New Roman" w:cs="Times New Roman"/>
-          <w:color w:val="0F1115"/>
-          <w:sz w:val="28"/>
-          <w:szCs w:val="28"/>
-          <w:shd w:val="clear" w:color="auto" w:fill="FFFFFF"/>
-        </w:rPr>
-        <w:t xml:space="preserve">аспределения Коши, наименьшая </w:t>
-      </w:r>
-      <w:r>
-        <w:rPr>
-          <w:rFonts w:ascii="Times New Roman" w:hAnsi="Times New Roman" w:cs="Times New Roman"/>
-          <w:color w:val="0F1115"/>
-          <w:sz w:val="28"/>
-          <w:szCs w:val="28"/>
-          <w:shd w:val="clear" w:color="auto" w:fill="FFFFFF"/>
-        </w:rPr>
-        <w:t>для равномерного. Распределение Лапласа занимает промежуточное положение, что отражает степень "тяжести" его хвостов.</w:t>
+        <w:t>Наибольшая доля выбросов характерна для распределения Коши, наименьшая для равномерного. Распределение Лапласа занимает промежуточное положение, что отражает степень "тяжести" его хвостов.</w:t>
       </w:r>
     </w:p>
     <w:p>
@@ -7507,8 +7351,19 @@
           <w:sz w:val="28"/>
           <w:szCs w:val="28"/>
         </w:rPr>
-        <w:t>levaKsu/MathStatistics/tree/Lab2</w:t>
-      </w:r>
+        <w:t>levaKsu/MathStatistics/tree/Lab</w:t>
+      </w:r>
+      <w:r>
+        <w:rPr>
+          <w:rFonts w:ascii="Times New Roman" w:eastAsiaTheme="minorEastAsia" w:hAnsi="Times New Roman" w:cs="Times New Roman"/>
+          <w:color w:val="000000"/>
+          <w:sz w:val="28"/>
+          <w:szCs w:val="28"/>
+        </w:rPr>
+        <w:t>3</w:t>
+      </w:r>
+      <w:bookmarkStart w:id="6" w:name="_GoBack"/>
+      <w:bookmarkEnd w:id="6"/>
     </w:p>
     <w:p>
       <w:pPr>
@@ -9145,15 +9000,6 @@
   </w:num>
   <w:num w:numId="2">
     <w:abstractNumId w:val="13"/>
-    <w:lvlOverride w:ilvl="0"/>
-    <w:lvlOverride w:ilvl="1"/>
-    <w:lvlOverride w:ilvl="2"/>
-    <w:lvlOverride w:ilvl="3"/>
-    <w:lvlOverride w:ilvl="4"/>
-    <w:lvlOverride w:ilvl="5"/>
-    <w:lvlOverride w:ilvl="6"/>
-    <w:lvlOverride w:ilvl="7"/>
-    <w:lvlOverride w:ilvl="8"/>
   </w:num>
   <w:num w:numId="3">
     <w:abstractNumId w:val="1"/>
@@ -9217,15 +9063,6 @@
   </w:num>
   <w:num w:numId="5">
     <w:abstractNumId w:val="7"/>
-    <w:lvlOverride w:ilvl="0"/>
-    <w:lvlOverride w:ilvl="1"/>
-    <w:lvlOverride w:ilvl="2"/>
-    <w:lvlOverride w:ilvl="3"/>
-    <w:lvlOverride w:ilvl="4"/>
-    <w:lvlOverride w:ilvl="5"/>
-    <w:lvlOverride w:ilvl="6"/>
-    <w:lvlOverride w:ilvl="7"/>
-    <w:lvlOverride w:ilvl="8"/>
   </w:num>
   <w:num w:numId="6">
     <w:abstractNumId w:val="10"/>
@@ -9999,544 +9836,6 @@
 </w:styles>
 </file>
 
-<file path=word/glossary/document.xml><?xml version="1.0" encoding="utf-8"?>
-<w:glossaryDocument xmlns:wpc="http://schemas.microsoft.com/office/word/2010/wordprocessingCanvas" xmlns:cx="http://schemas.microsoft.com/office/drawing/2014/chartex" xmlns:mc="http://schemas.openxmlformats.org/markup-compatibility/2006" xmlns:o="urn:schemas-microsoft-com:office:office" xmlns:r="http://schemas.openxmlformats.org/officeDocument/2006/relationships" xmlns:m="http://schemas.openxmlformats.org/officeDocument/2006/math" xmlns:v="urn:schemas-microsoft-com:vml" xmlns:wp14="http://schemas.microsoft.com/office/word/2010/wordprocessingDrawing" xmlns:wp="http://schemas.openxmlformats.org/drawingml/2006/wordprocessingDrawing" xmlns:w10="urn:schemas-microsoft-com:office:word" xmlns:w="http://schemas.openxmlformats.org/wordprocessingml/2006/main" xmlns:w14="http://schemas.microsoft.com/office/word/2010/wordml" xmlns:w15="http://schemas.microsoft.com/office/word/2012/wordml" xmlns:w16se="http://schemas.microsoft.com/office/word/2015/wordml/symex" xmlns:wpg="http://schemas.microsoft.com/office/word/2010/wordprocessingGroup" xmlns:wpi="http://schemas.microsoft.com/office/word/2010/wordprocessingInk" xmlns:wne="http://schemas.microsoft.com/office/word/2006/wordml" xmlns:wps="http://schemas.microsoft.com/office/word/2010/wordprocessingShape" mc:Ignorable="w14 w15 w16se wp14"/>
-</file>
-
-<file path=word/glossary/fontTable.xml><?xml version="1.0" encoding="utf-8"?>
-<w:fonts xmlns:mc="http://schemas.openxmlformats.org/markup-compatibility/2006" xmlns:r="http://schemas.openxmlformats.org/officeDocument/2006/relationships" xmlns:w="http://schemas.openxmlformats.org/wordprocessingml/2006/main" xmlns:w14="http://schemas.microsoft.com/office/word/2010/wordml" xmlns:w15="http://schemas.microsoft.com/office/word/2012/wordml" xmlns:w16se="http://schemas.microsoft.com/office/word/2015/wordml/symex" mc:Ignorable="w14 w15 w16se">
-  <w:font w:name="Times New Roman">
-    <w:panose1 w:val="02020603050405020304"/>
-    <w:charset w:val="CC"/>
-    <w:family w:val="roman"/>
-    <w:pitch w:val="variable"/>
-    <w:sig w:usb0="E0002EFF" w:usb1="C000785B" w:usb2="00000009" w:usb3="00000000" w:csb0="000001FF" w:csb1="00000000"/>
-  </w:font>
-  <w:font w:name="Symbol">
-    <w:panose1 w:val="05050102010706020507"/>
-    <w:charset w:val="02"/>
-    <w:family w:val="roman"/>
-    <w:pitch w:val="variable"/>
-    <w:sig w:usb0="00000000" w:usb1="10000000" w:usb2="00000000" w:usb3="00000000" w:csb0="80000000" w:csb1="00000000"/>
-  </w:font>
-  <w:font w:name="Courier New">
-    <w:panose1 w:val="02070309020205020404"/>
-    <w:charset w:val="CC"/>
-    <w:family w:val="modern"/>
-    <w:pitch w:val="fixed"/>
-    <w:sig w:usb0="E0002EFF" w:usb1="C0007843" w:usb2="00000009" w:usb3="00000000" w:csb0="000001FF" w:csb1="00000000"/>
-  </w:font>
-  <w:font w:name="Wingdings">
-    <w:panose1 w:val="05000000000000000000"/>
-    <w:charset w:val="02"/>
-    <w:family w:val="auto"/>
-    <w:pitch w:val="variable"/>
-    <w:sig w:usb0="00000000" w:usb1="10000000" w:usb2="00000000" w:usb3="00000000" w:csb0="80000000" w:csb1="00000000"/>
-  </w:font>
-  <w:font w:name="Calibri">
-    <w:panose1 w:val="020F0502020204030204"/>
-    <w:charset w:val="CC"/>
-    <w:family w:val="swiss"/>
-    <w:pitch w:val="variable"/>
-    <w:sig w:usb0="E4002EFF" w:usb1="C000247B" w:usb2="00000009" w:usb3="00000000" w:csb0="000001FF" w:csb1="00000000"/>
-  </w:font>
-  <w:font w:name="Calibri Light">
-    <w:panose1 w:val="020F0302020204030204"/>
-    <w:charset w:val="CC"/>
-    <w:family w:val="swiss"/>
-    <w:pitch w:val="variable"/>
-    <w:sig w:usb0="E4002EFF" w:usb1="C000247B" w:usb2="00000009" w:usb3="00000000" w:csb0="000001FF" w:csb1="00000000"/>
-  </w:font>
-  <w:font w:name="Cambria Math">
-    <w:panose1 w:val="02040503050406030204"/>
-    <w:charset w:val="CC"/>
-    <w:family w:val="roman"/>
-    <w:pitch w:val="variable"/>
-    <w:sig w:usb0="E00006FF" w:usb1="420024FF" w:usb2="02000000" w:usb3="00000000" w:csb0="0000019F" w:csb1="00000000"/>
-  </w:font>
-</w:fonts>
-</file>
-
-<file path=word/glossary/settings.xml><?xml version="1.0" encoding="utf-8"?>
-<w:settings xmlns:mc="http://schemas.openxmlformats.org/markup-compatibility/2006" xmlns:o="urn:schemas-microsoft-com:office:office" xmlns:r="http://schemas.openxmlformats.org/officeDocument/2006/relationships" xmlns:m="http://schemas.openxmlformats.org/officeDocument/2006/math" xmlns:v="urn:schemas-microsoft-com:vml" xmlns:w10="urn:schemas-microsoft-com:office:word" xmlns:w="http://schemas.openxmlformats.org/wordprocessingml/2006/main" xmlns:w14="http://schemas.microsoft.com/office/word/2010/wordml" xmlns:w15="http://schemas.microsoft.com/office/word/2012/wordml" xmlns:w16se="http://schemas.microsoft.com/office/word/2015/wordml/symex" xmlns:sl="http://schemas.openxmlformats.org/schemaLibrary/2006/main" mc:Ignorable="w14 w15 w16se">
-  <w:view w:val="normal"/>
-  <w:defaultTabStop w:val="708"/>
-  <w:characterSpacingControl w:val="doNotCompress"/>
-  <w:compat>
-    <w:useFELayout/>
-    <w:compatSetting w:name="compatibilityMode" w:uri="http://schemas.microsoft.com/office/word" w:val="15"/>
-    <w:compatSetting w:name="overrideTableStyleFontSizeAndJustification" w:uri="http://schemas.microsoft.com/office/word" w:val="1"/>
-    <w:compatSetting w:name="enableOpenTypeFeatures" w:uri="http://schemas.microsoft.com/office/word" w:val="1"/>
-    <w:compatSetting w:name="doNotFlipMirrorIndents" w:uri="http://schemas.microsoft.com/office/word" w:val="1"/>
-    <w:compatSetting w:name="differentiateMultirowTableHeaders" w:uri="http://schemas.microsoft.com/office/word" w:val="1"/>
-  </w:compat>
-  <w:rsids>
-    <w:rsidRoot w:val="00432752"/>
-    <w:rsid w:val="001B4D95"/>
-    <w:rsid w:val="00432752"/>
-  </w:rsids>
-  <m:mathPr>
-    <m:mathFont m:val="Cambria Math"/>
-    <m:brkBin m:val="before"/>
-    <m:brkBinSub m:val="--"/>
-    <m:smallFrac m:val="0"/>
-    <m:dispDef/>
-    <m:lMargin m:val="0"/>
-    <m:rMargin m:val="0"/>
-    <m:defJc m:val="centerGroup"/>
-    <m:wrapIndent m:val="1440"/>
-    <m:intLim m:val="subSup"/>
-    <m:naryLim m:val="undOvr"/>
-  </m:mathPr>
-  <w:themeFontLang w:val="ru-RU"/>
-  <w:clrSchemeMapping w:bg1="light1" w:t1="dark1" w:bg2="light2" w:t2="dark2" w:accent1="accent1" w:accent2="accent2" w:accent3="accent3" w:accent4="accent4" w:accent5="accent5" w:accent6="accent6" w:hyperlink="hyperlink" w:followedHyperlink="followedHyperlink"/>
-  <w:decimalSymbol w:val=","/>
-  <w:listSeparator w:val=";"/>
-  <w15:chartTrackingRefBased/>
-</w:settings>
-</file>
-
-<file path=word/glossary/styles.xml><?xml version="1.0" encoding="utf-8"?>
-<w:styles xmlns:mc="http://schemas.openxmlformats.org/markup-compatibility/2006" xmlns:r="http://schemas.openxmlformats.org/officeDocument/2006/relationships" xmlns:w="http://schemas.openxmlformats.org/wordprocessingml/2006/main" xmlns:w14="http://schemas.microsoft.com/office/word/2010/wordml" xmlns:w15="http://schemas.microsoft.com/office/word/2012/wordml" xmlns:w16se="http://schemas.microsoft.com/office/word/2015/wordml/symex" mc:Ignorable="w14 w15 w16se">
-  <w:docDefaults>
-    <w:rPrDefault>
-      <w:rPr>
-        <w:rFonts w:asciiTheme="minorHAnsi" w:eastAsiaTheme="minorEastAsia" w:hAnsiTheme="minorHAnsi" w:cstheme="minorBidi"/>
-        <w:sz w:val="22"/>
-        <w:szCs w:val="22"/>
-        <w:lang w:val="ru-RU" w:eastAsia="ru-RU" w:bidi="ar-SA"/>
-      </w:rPr>
-    </w:rPrDefault>
-    <w:pPrDefault>
-      <w:pPr>
-        <w:spacing w:after="160" w:line="259" w:lineRule="auto"/>
-      </w:pPr>
-    </w:pPrDefault>
-  </w:docDefaults>
-  <w:latentStyles w:defLockedState="0" w:defUIPriority="99" w:defSemiHidden="0" w:defUnhideWhenUsed="0" w:defQFormat="0" w:count="371">
-    <w:lsdException w:name="Normal" w:uiPriority="0" w:qFormat="1"/>
-    <w:lsdException w:name="heading 1" w:uiPriority="9" w:qFormat="1"/>
-    <w:lsdException w:name="heading 2" w:semiHidden="1" w:uiPriority="9" w:unhideWhenUsed="1" w:qFormat="1"/>
-    <w:lsdException w:name="heading 3" w:semiHidden="1" w:uiPriority="9" w:unhideWhenUsed="1" w:qFormat="1"/>
-    <w:lsdException w:name="heading 4" w:semiHidden="1" w:uiPriority="9" w:unhideWhenUsed="1" w:qFormat="1"/>
-    <w:lsdException w:name="heading 5" w:semiHidden="1" w:uiPriority="9" w:unhideWhenUsed="1" w:qFormat="1"/>
-    <w:lsdException w:name="heading 6" w:semiHidden="1" w:uiPriority="9" w:unhideWhenUsed="1" w:qFormat="1"/>
-    <w:lsdException w:name="heading 7" w:semiHidden="1" w:uiPriority="9" w:unhideWhenUsed="1" w:qFormat="1"/>
-    <w:lsdException w:name="heading 8" w:semiHidden="1" w:uiPriority="9" w:unhideWhenUsed="1" w:qFormat="1"/>
-    <w:lsdException w:name="heading 9" w:semiHidden="1" w:uiPriority="9" w:unhideWhenUsed="1" w:qFormat="1"/>
-    <w:lsdException w:name="index 1" w:semiHidden="1" w:unhideWhenUsed="1"/>
-    <w:lsdException w:name="index 2" w:semiHidden="1" w:unhideWhenUsed="1"/>
-    <w:lsdException w:name="index 3" w:semiHidden="1" w:unhideWhenUsed="1"/>
-    <w:lsdException w:name="index 4" w:semiHidden="1" w:unhideWhenUsed="1"/>
-    <w:lsdException w:name="index 5" w:semiHidden="1" w:unhideWhenUsed="1"/>
-    <w:lsdException w:name="index 6" w:semiHidden="1" w:unhideWhenUsed="1"/>
-    <w:lsdException w:name="index 7" w:semiHidden="1" w:unhideWhenUsed="1"/>
-    <w:lsdException w:name="index 8" w:semiHidden="1" w:unhideWhenUsed="1"/>
-    <w:lsdException w:name="index 9" w:semiHidden="1" w:unhideWhenUsed="1"/>
-    <w:lsdException w:name="toc 1" w:semiHidden="1" w:uiPriority="39" w:unhideWhenUsed="1"/>
-    <w:lsdException w:name="toc 2" w:semiHidden="1" w:uiPriority="39" w:unhideWhenUsed="1"/>
-    <w:lsdException w:name="toc 3" w:semiHidden="1" w:uiPriority="39" w:unhideWhenUsed="1"/>
-    <w:lsdException w:name="toc 4" w:semiHidden="1" w:uiPriority="39" w:unhideWhenUsed="1"/>
-    <w:lsdException w:name="toc 5" w:semiHidden="1" w:uiPriority="39" w:unhideWhenUsed="1"/>
-    <w:lsdException w:name="toc 6" w:semiHidden="1" w:uiPriority="39" w:unhideWhenUsed="1"/>
-    <w:lsdException w:name="toc 7" w:semiHidden="1" w:uiPriority="39" w:unhideWhenUsed="1"/>
-    <w:lsdException w:name="toc 8" w:semiHidden="1" w:uiPriority="39" w:unhideWhenUsed="1"/>
-    <w:lsdException w:name="toc 9" w:semiHidden="1" w:uiPriority="39" w:unhideWhenUsed="1"/>
-    <w:lsdException w:name="Normal Indent" w:semiHidden="1" w:unhideWhenUsed="1"/>
-    <w:lsdException w:name="footnote text" w:semiHidden="1" w:unhideWhenUsed="1"/>
-    <w:lsdException w:name="annotation text" w:semiHidden="1" w:unhideWhenUsed="1"/>
-    <w:lsdException w:name="header" w:semiHidden="1" w:unhideWhenUsed="1"/>
-    <w:lsdException w:name="footer" w:semiHidden="1" w:unhideWhenUsed="1"/>
-    <w:lsdException w:name="index heading" w:semiHidden="1" w:unhideWhenUsed="1"/>
-    <w:lsdException w:name="caption" w:semiHidden="1" w:uiPriority="35" w:unhideWhenUsed="1" w:qFormat="1"/>
-    <w:lsdException w:name="table of figures" w:semiHidden="1" w:unhideWhenUsed="1"/>
-    <w:lsdException w:name="envelope address" w:semiHidden="1" w:unhideWhenUsed="1"/>
-    <w:lsdException w:name="envelope return" w:semiHidden="1" w:unhideWhenUsed="1"/>
-    <w:lsdException w:name="footnote reference" w:semiHidden="1" w:unhideWhenUsed="1"/>
-    <w:lsdException w:name="annotation reference" w:semiHidden="1" w:unhideWhenUsed="1"/>
-    <w:lsdException w:name="line number" w:semiHidden="1" w:unhideWhenUsed="1"/>
-    <w:lsdException w:name="page number" w:semiHidden="1" w:unhideWhenUsed="1"/>
-    <w:lsdException w:name="endnote reference" w:semiHidden="1" w:unhideWhenUsed="1"/>
-    <w:lsdException w:name="endnote text" w:semiHidden="1" w:unhideWhenUsed="1"/>
-    <w:lsdException w:name="table of authorities" w:semiHidden="1" w:unhideWhenUsed="1"/>
-    <w:lsdException w:name="macro" w:semiHidden="1" w:unhideWhenUsed="1"/>
-    <w:lsdException w:name="toa heading" w:semiHidden="1" w:unhideWhenUsed="1"/>
-    <w:lsdException w:name="List" w:semiHidden="1" w:unhideWhenUsed="1"/>
-    <w:lsdException w:name="List Bullet" w:semiHidden="1" w:unhideWhenUsed="1"/>
-    <w:lsdException w:name="List Number" w:semiHidden="1" w:unhideWhenUsed="1"/>
-    <w:lsdException w:name="List 2" w:semiHidden="1" w:unhideWhenUsed="1"/>
-    <w:lsdException w:name="List 3" w:semiHidden="1" w:unhideWhenUsed="1"/>
-    <w:lsdException w:name="List 4" w:semiHidden="1" w:unhideWhenUsed="1"/>
-    <w:lsdException w:name="List 5" w:semiHidden="1" w:unhideWhenUsed="1"/>
-    <w:lsdException w:name="List Bullet 2" w:semiHidden="1" w:unhideWhenUsed="1"/>
-    <w:lsdException w:name="List Bullet 3" w:semiHidden="1" w:unhideWhenUsed="1"/>
-    <w:lsdException w:name="List Bullet 4" w:semiHidden="1" w:unhideWhenUsed="1"/>
-    <w:lsdException w:name="List Bullet 5" w:semiHidden="1" w:unhideWhenUsed="1"/>
-    <w:lsdException w:name="List Number 2" w:semiHidden="1" w:unhideWhenUsed="1"/>
-    <w:lsdException w:name="List Number 3" w:semiHidden="1" w:unhideWhenUsed="1"/>
-    <w:lsdException w:name="List Number 4" w:semiHidden="1" w:unhideWhenUsed="1"/>
-    <w:lsdException w:name="List Number 5" w:semiHidden="1" w:unhideWhenUsed="1"/>
-    <w:lsdException w:name="Title" w:uiPriority="10" w:qFormat="1"/>
-    <w:lsdException w:name="Closing" w:semiHidden="1" w:unhideWhenUsed="1"/>
-    <w:lsdException w:name="Signature" w:semiHidden="1" w:unhideWhenUsed="1"/>
-    <w:lsdException w:name="Default Paragraph Font" w:semiHidden="1" w:uiPriority="1" w:unhideWhenUsed="1"/>
-    <w:lsdException w:name="Body Text" w:semiHidden="1" w:unhideWhenUsed="1"/>
-    <w:lsdException w:name="Body Text Indent" w:semiHidden="1" w:unhideWhenUsed="1"/>
-    <w:lsdException w:name="List Continue" w:semiHidden="1" w:unhideWhenUsed="1"/>
-    <w:lsdException w:name="List Continue 2" w:semiHidden="1" w:unhideWhenUsed="1"/>
-    <w:lsdException w:name="List Continue 3" w:semiHidden="1" w:unhideWhenUsed="1"/>
-    <w:lsdException w:name="List Continue 4" w:semiHidden="1" w:unhideWhenUsed="1"/>
-    <w:lsdException w:name="List Continue 5" w:semiHidden="1" w:unhideWhenUsed="1"/>
-    <w:lsdException w:name="Message Header" w:semiHidden="1" w:unhideWhenUsed="1"/>
-    <w:lsdException w:name="Subtitle" w:uiPriority="11" w:qFormat="1"/>
-    <w:lsdException w:name="Salutation" w:semiHidden="1" w:unhideWhenUsed="1"/>
-    <w:lsdException w:name="Date" w:semiHidden="1" w:unhideWhenUsed="1"/>
-    <w:lsdException w:name="Body Text First Indent" w:semiHidden="1" w:unhideWhenUsed="1"/>
-    <w:lsdException w:name="Body Text First Indent 2" w:semiHidden="1" w:unhideWhenUsed="1"/>
-    <w:lsdException w:name="Note Heading" w:semiHidden="1" w:unhideWhenUsed="1"/>
-    <w:lsdException w:name="Body Text 2" w:semiHidden="1" w:unhideWhenUsed="1"/>
-    <w:lsdException w:name="Body Text 3" w:semiHidden="1" w:unhideWhenUsed="1"/>
-    <w:lsdException w:name="Body Text Indent 2" w:semiHidden="1" w:unhideWhenUsed="1"/>
-    <w:lsdException w:name="Body Text Indent 3" w:semiHidden="1" w:unhideWhenUsed="1"/>
-    <w:lsdException w:name="Block Text" w:semiHidden="1" w:unhideWhenUsed="1"/>
-    <w:lsdException w:name="Hyperlink" w:semiHidden="1" w:unhideWhenUsed="1"/>
-    <w:lsdException w:name="FollowedHyperlink" w:semiHidden="1" w:unhideWhenUsed="1"/>
-    <w:lsdException w:name="Strong" w:uiPriority="22" w:qFormat="1"/>
-    <w:lsdException w:name="Emphasis" w:uiPriority="20" w:qFormat="1"/>
-    <w:lsdException w:name="Document Map" w:semiHidden="1" w:unhideWhenUsed="1"/>
-    <w:lsdException w:name="Plain Text" w:semiHidden="1" w:unhideWhenUsed="1"/>
-    <w:lsdException w:name="E-mail Signature" w:semiHidden="1" w:unhideWhenUsed="1"/>
-    <w:lsdException w:name="HTML Top of Form" w:semiHidden="1" w:unhideWhenUsed="1"/>
-    <w:lsdException w:name="HTML Bottom of Form" w:semiHidden="1" w:unhideWhenUsed="1"/>
-    <w:lsdException w:name="Normal (Web)" w:semiHidden="1" w:unhideWhenUsed="1"/>
-    <w:lsdException w:name="HTML Acronym" w:semiHidden="1" w:unhideWhenUsed="1"/>
-    <w:lsdException w:name="HTML Address" w:semiHidden="1" w:unhideWhenUsed="1"/>
-    <w:lsdException w:name="HTML Cite" w:semiHidden="1" w:unhideWhenUsed="1"/>
-    <w:lsdException w:name="HTML Code" w:semiHidden="1" w:unhideWhenUsed="1"/>
-    <w:lsdException w:name="HTML Definition" w:semiHidden="1" w:unhideWhenUsed="1"/>
-    <w:lsdException w:name="HTML Keyboard" w:semiHidden="1" w:unhideWhenUsed="1"/>
-    <w:lsdException w:name="HTML Preformatted" w:semiHidden="1" w:unhideWhenUsed="1"/>
-    <w:lsdException w:name="HTML Sample" w:semiHidden="1" w:unhideWhenUsed="1"/>
-    <w:lsdException w:name="HTML Typewriter" w:semiHidden="1" w:unhideWhenUsed="1"/>
-    <w:lsdException w:name="HTML Variable" w:semiHidden="1" w:unhideWhenUsed="1"/>
-    <w:lsdException w:name="Normal Table" w:semiHidden="1" w:unhideWhenUsed="1"/>
-    <w:lsdException w:name="annotation subject" w:semiHidden="1" w:unhideWhenUsed="1"/>
-    <w:lsdException w:name="No List" w:semiHidden="1" w:unhideWhenUsed="1"/>
-    <w:lsdException w:name="Outline List 1" w:semiHidden="1" w:unhideWhenUsed="1"/>
-    <w:lsdException w:name="Outline List 2" w:semiHidden="1" w:unhideWhenUsed="1"/>
-    <w:lsdException w:name="Outline List 3" w:semiHidden="1" w:unhideWhenUsed="1"/>
-    <w:lsdException w:name="Table Simple 1" w:semiHidden="1" w:unhideWhenUsed="1"/>
-    <w:lsdException w:name="Table Simple 2" w:semiHidden="1" w:unhideWhenUsed="1"/>
-    <w:lsdException w:name="Table Simple 3" w:semiHidden="1" w:unhideWhenUsed="1"/>
-    <w:lsdException w:name="Table Classic 1" w:semiHidden="1" w:unhideWhenUsed="1"/>
-    <w:lsdException w:name="Table Classic 2" w:semiHidden="1" w:unhideWhenUsed="1"/>
-    <w:lsdException w:name="Table Classic 3" w:semiHidden="1" w:unhideWhenUsed="1"/>
-    <w:lsdException w:name="Table Classic 4" w:semiHidden="1" w:unhideWhenUsed="1"/>
-    <w:lsdException w:name="Table Colorful 1" w:semiHidden="1" w:unhideWhenUsed="1"/>
-    <w:lsdException w:name="Table Colorful 2" w:semiHidden="1" w:unhideWhenUsed="1"/>
-    <w:lsdException w:name="Table Colorful 3" w:semiHidden="1" w:unhideWhenUsed="1"/>
-    <w:lsdException w:name="Table Columns 1" w:semiHidden="1" w:unhideWhenUsed="1"/>
-    <w:lsdException w:name="Table Columns 2" w:semiHidden="1" w:unhideWhenUsed="1"/>
-    <w:lsdException w:name="Table Columns 3" w:semiHidden="1" w:unhideWhenUsed="1"/>
-    <w:lsdException w:name="Table Columns 4" w:semiHidden="1" w:unhideWhenUsed="1"/>
-    <w:lsdException w:name="Table Columns 5" w:semiHidden="1" w:unhideWhenUsed="1"/>
-    <w:lsdException w:name="Table Grid 1" w:semiHidden="1" w:unhideWhenUsed="1"/>
-    <w:lsdException w:name="Table Grid 2" w:semiHidden="1" w:unhideWhenUsed="1"/>
-    <w:lsdException w:name="Table Grid 3" w:semiHidden="1" w:unhideWhenUsed="1"/>
-    <w:lsdException w:name="Table Grid 4" w:semiHidden="1" w:unhideWhenUsed="1"/>
-    <w:lsdException w:name="Table Grid 5" w:semiHidden="1" w:unhideWhenUsed="1"/>
-    <w:lsdException w:name="Table Grid 6" w:semiHidden="1" w:unhideWhenUsed="1"/>
-    <w:lsdException w:name="Table Grid 7" w:semiHidden="1" w:unhideWhenUsed="1"/>
-    <w:lsdException w:name="Table Grid 8" w:semiHidden="1" w:unhideWhenUsed="1"/>
-    <w:lsdException w:name="Table List 1" w:semiHidden="1" w:unhideWhenUsed="1"/>
-    <w:lsdException w:name="Table List 2" w:semiHidden="1" w:unhideWhenUsed="1"/>
-    <w:lsdException w:name="Table List 3" w:semiHidden="1" w:unhideWhenUsed="1"/>
-    <w:lsdException w:name="Table List 4" w:semiHidden="1" w:unhideWhenUsed="1"/>
-    <w:lsdException w:name="Table List 5" w:semiHidden="1" w:unhideWhenUsed="1"/>
-    <w:lsdException w:name="Table List 6" w:semiHidden="1" w:unhideWhenUsed="1"/>
-    <w:lsdException w:name="Table List 7" w:semiHidden="1" w:unhideWhenUsed="1"/>
-    <w:lsdException w:name="Table List 8" w:semiHidden="1" w:unhideWhenUsed="1"/>
-    <w:lsdException w:name="Table 3D effects 1" w:semiHidden="1" w:unhideWhenUsed="1"/>
-    <w:lsdException w:name="Table 3D effects 2" w:semiHidden="1" w:unhideWhenUsed="1"/>
-    <w:lsdException w:name="Table 3D effects 3" w:semiHidden="1" w:unhideWhenUsed="1"/>
-    <w:lsdException w:name="Table Contemporary" w:semiHidden="1" w:unhideWhenUsed="1"/>
-    <w:lsdException w:name="Table Elegant" w:semiHidden="1" w:unhideWhenUsed="1"/>
-    <w:lsdException w:name="Table Professional" w:semiHidden="1" w:unhideWhenUsed="1"/>
-    <w:lsdException w:name="Table Subtle 1" w:semiHidden="1" w:unhideWhenUsed="1"/>
-    <w:lsdException w:name="Table Subtle 2" w:semiHidden="1" w:unhideWhenUsed="1"/>
-    <w:lsdException w:name="Table Web 1" w:semiHidden="1" w:unhideWhenUsed="1"/>
-    <w:lsdException w:name="Table Web 2" w:semiHidden="1" w:unhideWhenUsed="1"/>
-    <w:lsdException w:name="Table Web 3" w:semiHidden="1" w:unhideWhenUsed="1"/>
-    <w:lsdException w:name="Balloon Text" w:semiHidden="1" w:unhideWhenUsed="1"/>
-    <w:lsdException w:name="Table Grid" w:uiPriority="39"/>
-    <w:lsdException w:name="Table Theme" w:semiHidden="1" w:unhideWhenUsed="1"/>
-    <w:lsdException w:name="Placeholder Text" w:semiHidden="1"/>
-    <w:lsdException w:name="No Spacing" w:uiPriority="1" w:qFormat="1"/>
-    <w:lsdException w:name="Light Shading" w:uiPriority="60"/>
-    <w:lsdException w:name="Light List" w:uiPriority="61"/>
-    <w:lsdException w:name="Light Grid" w:uiPriority="62"/>
-    <w:lsdException w:name="Medium Shading 1" w:uiPriority="63"/>
-    <w:lsdException w:name="Medium Shading 2" w:uiPriority="64"/>
-    <w:lsdException w:name="Medium List 1" w:uiPriority="65"/>
-    <w:lsdException w:name="Medium List 2" w:uiPriority="66"/>
-    <w:lsdException w:name="Medium Grid 1" w:uiPriority="67"/>
-    <w:lsdException w:name="Medium Grid 2" w:uiPriority="68"/>
-    <w:lsdException w:name="Medium Grid 3" w:uiPriority="69"/>
-    <w:lsdException w:name="Dark List" w:uiPriority="70"/>
-    <w:lsdException w:name="Colorful Shading" w:uiPriority="71"/>
-    <w:lsdException w:name="Colorful List" w:uiPriority="72"/>
-    <w:lsdException w:name="Colorful Grid" w:uiPriority="73"/>
-    <w:lsdException w:name="Light Shading Accent 1" w:uiPriority="60"/>
-    <w:lsdException w:name="Light List Accent 1" w:uiPriority="61"/>
-    <w:lsdException w:name="Light Grid Accent 1" w:uiPriority="62"/>
-    <w:lsdException w:name="Medium Shading 1 Accent 1" w:uiPriority="63"/>
-    <w:lsdException w:name="Medium Shading 2 Accent 1" w:uiPriority="64"/>
-    <w:lsdException w:name="Medium List 1 Accent 1" w:uiPriority="65"/>
-    <w:lsdException w:name="Revision" w:semiHidden="1"/>
-    <w:lsdException w:name="List Paragraph" w:uiPriority="34" w:qFormat="1"/>
-    <w:lsdException w:name="Quote" w:uiPriority="29" w:qFormat="1"/>
-    <w:lsdException w:name="Intense Quote" w:uiPriority="30" w:qFormat="1"/>
-    <w:lsdException w:name="Medium List 2 Accent 1" w:uiPriority="66"/>
-    <w:lsdException w:name="Medium Grid 1 Accent 1" w:uiPriority="67"/>
-    <w:lsdException w:name="Medium Grid 2 Accent 1" w:uiPriority="68"/>
-    <w:lsdException w:name="Medium Grid 3 Accent 1" w:uiPriority="69"/>
-    <w:lsdException w:name="Dark List Accent 1" w:uiPriority="70"/>
-    <w:lsdException w:name="Colorful Shading Accent 1" w:uiPriority="71"/>
-    <w:lsdException w:name="Colorful List Accent 1" w:uiPriority="72"/>
-    <w:lsdException w:name="Colorful Grid Accent 1" w:uiPriority="73"/>
-    <w:lsdException w:name="Light Shading Accent 2" w:uiPriority="60"/>
-    <w:lsdException w:name="Light List Accent 2" w:uiPriority="61"/>
-    <w:lsdException w:name="Light Grid Accent 2" w:uiPriority="62"/>
-    <w:lsdException w:name="Medium Shading 1 Accent 2" w:uiPriority="63"/>
-    <w:lsdException w:name="Medium Shading 2 Accent 2" w:uiPriority="64"/>
-    <w:lsdException w:name="Medium List 1 Accent 2" w:uiPriority="65"/>
-    <w:lsdException w:name="Medium List 2 Accent 2" w:uiPriority="66"/>
-    <w:lsdException w:name="Medium Grid 1 Accent 2" w:uiPriority="67"/>
-    <w:lsdException w:name="Medium Grid 2 Accent 2" w:uiPriority="68"/>
-    <w:lsdException w:name="Medium Grid 3 Accent 2" w:uiPriority="69"/>
-    <w:lsdException w:name="Dark List Accent 2" w:uiPriority="70"/>
-    <w:lsdException w:name="Colorful Shading Accent 2" w:uiPriority="71"/>
-    <w:lsdException w:name="Colorful List Accent 2" w:uiPriority="72"/>
-    <w:lsdException w:name="Colorful Grid Accent 2" w:uiPriority="73"/>
-    <w:lsdException w:name="Light Shading Accent 3" w:uiPriority="60"/>
-    <w:lsdException w:name="Light List Accent 3" w:uiPriority="61"/>
-    <w:lsdException w:name="Light Grid Accent 3" w:uiPriority="62"/>
-    <w:lsdException w:name="Medium Shading 1 Accent 3" w:uiPriority="63"/>
-    <w:lsdException w:name="Medium Shading 2 Accent 3" w:uiPriority="64"/>
-    <w:lsdException w:name="Medium List 1 Accent 3" w:uiPriority="65"/>
-    <w:lsdException w:name="Medium List 2 Accent 3" w:uiPriority="66"/>
-    <w:lsdException w:name="Medium Grid 1 Accent 3" w:uiPriority="67"/>
-    <w:lsdException w:name="Medium Grid 2 Accent 3" w:uiPriority="68"/>
-    <w:lsdException w:name="Medium Grid 3 Accent 3" w:uiPriority="69"/>
-    <w:lsdException w:name="Dark List Accent 3" w:uiPriority="70"/>
-    <w:lsdException w:name="Colorful Shading Accent 3" w:uiPriority="71"/>
-    <w:lsdException w:name="Colorful List Accent 3" w:uiPriority="72"/>
-    <w:lsdException w:name="Colorful Grid Accent 3" w:uiPriority="73"/>
-    <w:lsdException w:name="Light Shading Accent 4" w:uiPriority="60"/>
-    <w:lsdException w:name="Light List Accent 4" w:uiPriority="61"/>
-    <w:lsdException w:name="Light Grid Accent 4" w:uiPriority="62"/>
-    <w:lsdException w:name="Medium Shading 1 Accent 4" w:uiPriority="63"/>
-    <w:lsdException w:name="Medium Shading 2 Accent 4" w:uiPriority="64"/>
-    <w:lsdException w:name="Medium List 1 Accent 4" w:uiPriority="65"/>
-    <w:lsdException w:name="Medium List 2 Accent 4" w:uiPriority="66"/>
-    <w:lsdException w:name="Medium Grid 1 Accent 4" w:uiPriority="67"/>
-    <w:lsdException w:name="Medium Grid 2 Accent 4" w:uiPriority="68"/>
-    <w:lsdException w:name="Medium Grid 3 Accent 4" w:uiPriority="69"/>
-    <w:lsdException w:name="Dark List Accent 4" w:uiPriority="70"/>
-    <w:lsdException w:name="Colorful Shading Accent 4" w:uiPriority="71"/>
-    <w:lsdException w:name="Colorful List Accent 4" w:uiPriority="72"/>
-    <w:lsdException w:name="Colorful Grid Accent 4" w:uiPriority="73"/>
-    <w:lsdException w:name="Light Shading Accent 5" w:uiPriority="60"/>
-    <w:lsdException w:name="Light List Accent 5" w:uiPriority="61"/>
-    <w:lsdException w:name="Light Grid Accent 5" w:uiPriority="62"/>
-    <w:lsdException w:name="Medium Shading 1 Accent 5" w:uiPriority="63"/>
-    <w:lsdException w:name="Medium Shading 2 Accent 5" w:uiPriority="64"/>
-    <w:lsdException w:name="Medium List 1 Accent 5" w:uiPriority="65"/>
-    <w:lsdException w:name="Medium List 2 Accent 5" w:uiPriority="66"/>
-    <w:lsdException w:name="Medium Grid 1 Accent 5" w:uiPriority="67"/>
-    <w:lsdException w:name="Medium Grid 2 Accent 5" w:uiPriority="68"/>
-    <w:lsdException w:name="Medium Grid 3 Accent 5" w:uiPriority="69"/>
-    <w:lsdException w:name="Dark List Accent 5" w:uiPriority="70"/>
-    <w:lsdException w:name="Colorful Shading Accent 5" w:uiPriority="71"/>
-    <w:lsdException w:name="Colorful List Accent 5" w:uiPriority="72"/>
-    <w:lsdException w:name="Colorful Grid Accent 5" w:uiPriority="73"/>
-    <w:lsdException w:name="Light Shading Accent 6" w:uiPriority="60"/>
-    <w:lsdException w:name="Light List Accent 6" w:uiPriority="61"/>
-    <w:lsdException w:name="Light Grid Accent 6" w:uiPriority="62"/>
-    <w:lsdException w:name="Medium Shading 1 Accent 6" w:uiPriority="63"/>
-    <w:lsdException w:name="Medium Shading 2 Accent 6" w:uiPriority="64"/>
-    <w:lsdException w:name="Medium List 1 Accent 6" w:uiPriority="65"/>
-    <w:lsdException w:name="Medium List 2 Accent 6" w:uiPriority="66"/>
-    <w:lsdException w:name="Medium Grid 1 Accent 6" w:uiPriority="67"/>
-    <w:lsdException w:name="Medium Grid 2 Accent 6" w:uiPriority="68"/>
-    <w:lsdException w:name="Medium Grid 3 Accent 6" w:uiPriority="69"/>
-    <w:lsdException w:name="Dark List Accent 6" w:uiPriority="70"/>
-    <w:lsdException w:name="Colorful Shading Accent 6" w:uiPriority="71"/>
-    <w:lsdException w:name="Colorful List Accent 6" w:uiPriority="72"/>
-    <w:lsdException w:name="Colorful Grid Accent 6" w:uiPriority="73"/>
-    <w:lsdException w:name="Subtle Emphasis" w:uiPriority="19" w:qFormat="1"/>
-    <w:lsdException w:name="Intense Emphasis" w:uiPriority="21" w:qFormat="1"/>
-    <w:lsdException w:name="Subtle Reference" w:uiPriority="31" w:qFormat="1"/>
-    <w:lsdException w:name="Intense Reference" w:uiPriority="32" w:qFormat="1"/>
-    <w:lsdException w:name="Book Title" w:uiPriority="33" w:qFormat="1"/>
-    <w:lsdException w:name="Bibliography" w:semiHidden="1" w:uiPriority="37" w:unhideWhenUsed="1"/>
-    <w:lsdException w:name="TOC Heading" w:semiHidden="1" w:uiPriority="39" w:unhideWhenUsed="1" w:qFormat="1"/>
-    <w:lsdException w:name="Plain Table 1" w:uiPriority="41"/>
-    <w:lsdException w:name="Plain Table 2" w:uiPriority="42"/>
-    <w:lsdException w:name="Plain Table 3" w:uiPriority="43"/>
-    <w:lsdException w:name="Plain Table 4" w:uiPriority="44"/>
-    <w:lsdException w:name="Plain Table 5" w:uiPriority="45"/>
-    <w:lsdException w:name="Grid Table Light" w:uiPriority="40"/>
-    <w:lsdException w:name="Grid Table 1 Light" w:uiPriority="46"/>
-    <w:lsdException w:name="Grid Table 2" w:uiPriority="47"/>
-    <w:lsdException w:name="Grid Table 3" w:uiPriority="48"/>
-    <w:lsdException w:name="Grid Table 4" w:uiPriority="49"/>
-    <w:lsdException w:name="Grid Table 5 Dark" w:uiPriority="50"/>
-    <w:lsdException w:name="Grid Table 6 Colorful" w:uiPriority="51"/>
-    <w:lsdException w:name="Grid Table 7 Colorful" w:uiPriority="52"/>
-    <w:lsdException w:name="Grid Table 1 Light Accent 1" w:uiPriority="46"/>
-    <w:lsdException w:name="Grid Table 2 Accent 1" w:uiPriority="47"/>
-    <w:lsdException w:name="Grid Table 3 Accent 1" w:uiPriority="48"/>
-    <w:lsdException w:name="Grid Table 4 Accent 1" w:uiPriority="49"/>
-    <w:lsdException w:name="Grid Table 5 Dark Accent 1" w:uiPriority="50"/>
-    <w:lsdException w:name="Grid Table 6 Colorful Accent 1" w:uiPriority="51"/>
-    <w:lsdException w:name="Grid Table 7 Colorful Accent 1" w:uiPriority="52"/>
-    <w:lsdException w:name="Grid Table 1 Light Accent 2" w:uiPriority="46"/>
-    <w:lsdException w:name="Grid Table 2 Accent 2" w:uiPriority="47"/>
-    <w:lsdException w:name="Grid Table 3 Accent 2" w:uiPriority="48"/>
-    <w:lsdException w:name="Grid Table 4 Accent 2" w:uiPriority="49"/>
-    <w:lsdException w:name="Grid Table 5 Dark Accent 2" w:uiPriority="50"/>
-    <w:lsdException w:name="Grid Table 6 Colorful Accent 2" w:uiPriority="51"/>
-    <w:lsdException w:name="Grid Table 7 Colorful Accent 2" w:uiPriority="52"/>
-    <w:lsdException w:name="Grid Table 1 Light Accent 3" w:uiPriority="46"/>
-    <w:lsdException w:name="Grid Table 2 Accent 3" w:uiPriority="47"/>
-    <w:lsdException w:name="Grid Table 3 Accent 3" w:uiPriority="48"/>
-    <w:lsdException w:name="Grid Table 4 Accent 3" w:uiPriority="49"/>
-    <w:lsdException w:name="Grid Table 5 Dark Accent 3" w:uiPriority="50"/>
-    <w:lsdException w:name="Grid Table 6 Colorful Accent 3" w:uiPriority="51"/>
-    <w:lsdException w:name="Grid Table 7 Colorful Accent 3" w:uiPriority="52"/>
-    <w:lsdException w:name="Grid Table 1 Light Accent 4" w:uiPriority="46"/>
-    <w:lsdException w:name="Grid Table 2 Accent 4" w:uiPriority="47"/>
-    <w:lsdException w:name="Grid Table 3 Accent 4" w:uiPriority="48"/>
-    <w:lsdException w:name="Grid Table 4 Accent 4" w:uiPriority="49"/>
-    <w:lsdException w:name="Grid Table 5 Dark Accent 4" w:uiPriority="50"/>
-    <w:lsdException w:name="Grid Table 6 Colorful Accent 4" w:uiPriority="51"/>
-    <w:lsdException w:name="Grid Table 7 Colorful Accent 4" w:uiPriority="52"/>
-    <w:lsdException w:name="Grid Table 1 Light Accent 5" w:uiPriority="46"/>
-    <w:lsdException w:name="Grid Table 2 Accent 5" w:uiPriority="47"/>
-    <w:lsdException w:name="Grid Table 3 Accent 5" w:uiPriority="48"/>
-    <w:lsdException w:name="Grid Table 4 Accent 5" w:uiPriority="49"/>
-    <w:lsdException w:name="Grid Table 5 Dark Accent 5" w:uiPriority="50"/>
-    <w:lsdException w:name="Grid Table 6 Colorful Accent 5" w:uiPriority="51"/>
-    <w:lsdException w:name="Grid Table 7 Colorful Accent 5" w:uiPriority="52"/>
-    <w:lsdException w:name="Grid Table 1 Light Accent 6" w:uiPriority="46"/>
-    <w:lsdException w:name="Grid Table 2 Accent 6" w:uiPriority="47"/>
-    <w:lsdException w:name="Grid Table 3 Accent 6" w:uiPriority="48"/>
-    <w:lsdException w:name="Grid Table 4 Accent 6" w:uiPriority="49"/>
-    <w:lsdException w:name="Grid Table 5 Dark Accent 6" w:uiPriority="50"/>
-    <w:lsdException w:name="Grid Table 6 Colorful Accent 6" w:uiPriority="51"/>
-    <w:lsdException w:name="Grid Table 7 Colorful Accent 6" w:uiPriority="52"/>
-    <w:lsdException w:name="List Table 1 Light" w:uiPriority="46"/>
-    <w:lsdException w:name="List Table 2" w:uiPriority="47"/>
-    <w:lsdException w:name="List Table 3" w:uiPriority="48"/>
-    <w:lsdException w:name="List Table 4" w:uiPriority="49"/>
-    <w:lsdException w:name="List Table 5 Dark" w:uiPriority="50"/>
-    <w:lsdException w:name="List Table 6 Colorful" w:uiPriority="51"/>
-    <w:lsdException w:name="List Table 7 Colorful" w:uiPriority="52"/>
-    <w:lsdException w:name="List Table 1 Light Accent 1" w:uiPriority="46"/>
-    <w:lsdException w:name="List Table 2 Accent 1" w:uiPriority="47"/>
-    <w:lsdException w:name="List Table 3 Accent 1" w:uiPriority="48"/>
-    <w:lsdException w:name="List Table 4 Accent 1" w:uiPriority="49"/>
-    <w:lsdException w:name="List Table 5 Dark Accent 1" w:uiPriority="50"/>
-    <w:lsdException w:name="List Table 6 Colorful Accent 1" w:uiPriority="51"/>
-    <w:lsdException w:name="List Table 7 Colorful Accent 1" w:uiPriority="52"/>
-    <w:lsdException w:name="List Table 1 Light Accent 2" w:uiPriority="46"/>
-    <w:lsdException w:name="List Table 2 Accent 2" w:uiPriority="47"/>
-    <w:lsdException w:name="List Table 3 Accent 2" w:uiPriority="48"/>
-    <w:lsdException w:name="List Table 4 Accent 2" w:uiPriority="49"/>
-    <w:lsdException w:name="List Table 5 Dark Accent 2" w:uiPriority="50"/>
-    <w:lsdException w:name="List Table 6 Colorful Accent 2" w:uiPriority="51"/>
-    <w:lsdException w:name="List Table 7 Colorful Accent 2" w:uiPriority="52"/>
-    <w:lsdException w:name="List Table 1 Light Accent 3" w:uiPriority="46"/>
-    <w:lsdException w:name="List Table 2 Accent 3" w:uiPriority="47"/>
-    <w:lsdException w:name="List Table 3 Accent 3" w:uiPriority="48"/>
-    <w:lsdException w:name="List Table 4 Accent 3" w:uiPriority="49"/>
-    <w:lsdException w:name="List Table 5 Dark Accent 3" w:uiPriority="50"/>
-    <w:lsdException w:name="List Table 6 Colorful Accent 3" w:uiPriority="51"/>
-    <w:lsdException w:name="List Table 7 Colorful Accent 3" w:uiPriority="52"/>
-    <w:lsdException w:name="List Table 1 Light Accent 4" w:uiPriority="46"/>
-    <w:lsdException w:name="List Table 2 Accent 4" w:uiPriority="47"/>
-    <w:lsdException w:name="List Table 3 Accent 4" w:uiPriority="48"/>
-    <w:lsdException w:name="List Table 4 Accent 4" w:uiPriority="49"/>
-    <w:lsdException w:name="List Table 5 Dark Accent 4" w:uiPriority="50"/>
-    <w:lsdException w:name="List Table 6 Colorful Accent 4" w:uiPriority="51"/>
-    <w:lsdException w:name="List Table 7 Colorful Accent 4" w:uiPriority="52"/>
-    <w:lsdException w:name="List Table 1 Light Accent 5" w:uiPriority="46"/>
-    <w:lsdException w:name="List Table 2 Accent 5" w:uiPriority="47"/>
-    <w:lsdException w:name="List Table 3 Accent 5" w:uiPriority="48"/>
-    <w:lsdException w:name="List Table 4 Accent 5" w:uiPriority="49"/>
-    <w:lsdException w:name="List Table 5 Dark Accent 5" w:uiPriority="50"/>
-    <w:lsdException w:name="List Table 6 Colorful Accent 5" w:uiPriority="51"/>
-    <w:lsdException w:name="List Table 7 Colorful Accent 5" w:uiPriority="52"/>
-    <w:lsdException w:name="List Table 1 Light Accent 6" w:uiPriority="46"/>
-    <w:lsdException w:name="List Table 2 Accent 6" w:uiPriority="47"/>
-    <w:lsdException w:name="List Table 3 Accent 6" w:uiPriority="48"/>
-    <w:lsdException w:name="List Table 4 Accent 6" w:uiPriority="49"/>
-    <w:lsdException w:name="List Table 5 Dark Accent 6" w:uiPriority="50"/>
-    <w:lsdException w:name="List Table 6 Colorful Accent 6" w:uiPriority="51"/>
-    <w:lsdException w:name="List Table 7 Colorful Accent 6" w:uiPriority="52"/>
-  </w:latentStyles>
-  <w:style w:type="paragraph" w:default="1" w:styleId="a">
-    <w:name w:val="Normal"/>
-    <w:qFormat/>
-  </w:style>
-  <w:style w:type="character" w:default="1" w:styleId="a0">
-    <w:name w:val="Default Paragraph Font"/>
-    <w:uiPriority w:val="1"/>
-    <w:semiHidden/>
-    <w:unhideWhenUsed/>
-  </w:style>
-  <w:style w:type="table" w:default="1" w:styleId="a1">
-    <w:name w:val="Normal Table"/>
-    <w:uiPriority w:val="99"/>
-    <w:semiHidden/>
-    <w:unhideWhenUsed/>
-    <w:tblPr>
-      <w:tblInd w:w="0" w:type="dxa"/>
-      <w:tblCellMar>
-        <w:top w:w="0" w:type="dxa"/>
-        <w:left w:w="108" w:type="dxa"/>
-        <w:bottom w:w="0" w:type="dxa"/>
-        <w:right w:w="108" w:type="dxa"/>
-      </w:tblCellMar>
-    </w:tblPr>
-  </w:style>
-  <w:style w:type="numbering" w:default="1" w:styleId="a2">
-    <w:name w:val="No List"/>
-    <w:uiPriority w:val="99"/>
-    <w:semiHidden/>
-    <w:unhideWhenUsed/>
-  </w:style>
-  <w:style w:type="character" w:styleId="a3">
-    <w:name w:val="Placeholder Text"/>
-    <w:basedOn w:val="a0"/>
-    <w:uiPriority w:val="99"/>
-    <w:semiHidden/>
-    <w:rsid w:val="00432752"/>
-    <w:rPr>
-      <w:color w:val="808080"/>
-    </w:rPr>
-  </w:style>
-</w:styles>
-</file>
-
-<file path=word/glossary/webSettings.xml><?xml version="1.0" encoding="utf-8"?>
-<w:webSettings xmlns:mc="http://schemas.openxmlformats.org/markup-compatibility/2006" xmlns:r="http://schemas.openxmlformats.org/officeDocument/2006/relationships" xmlns:w="http://schemas.openxmlformats.org/wordprocessingml/2006/main" xmlns:w14="http://schemas.microsoft.com/office/word/2010/wordml" xmlns:w15="http://schemas.microsoft.com/office/word/2012/wordml" xmlns:w16se="http://schemas.microsoft.com/office/word/2015/wordml/symex" mc:Ignorable="w14 w15 w16se">
-  <w:optimizeForBrowser/>
-  <w:allowPNG/>
-</w:webSettings>
-</file>
-
 <file path=word/theme/theme1.xml><?xml version="1.0" encoding="utf-8"?>
 <a:theme xmlns:a="http://schemas.openxmlformats.org/drawingml/2006/main" name="Тема Office">
   <a:themeElements>

--- a/МатСтатЛаб3.docx
+++ b/МатСтатЛаб3.docx
@@ -496,7 +496,12 @@
             <w:pStyle w:val="a7"/>
           </w:pPr>
           <w:r>
-            <w:t>Оглавление</w:t>
+            <w:t>Оглавле</w:t>
+          </w:r>
+          <w:bookmarkStart w:id="0" w:name="_GoBack"/>
+          <w:bookmarkEnd w:id="0"/>
+          <w:r>
+            <w:t>ние</w:t>
           </w:r>
         </w:p>
         <w:p>
@@ -845,7 +850,7 @@
                 <w:noProof/>
                 <w:webHidden/>
               </w:rPr>
-              <w:t>4</w:t>
+              <w:t>5</w:t>
             </w:r>
             <w:r>
               <w:rPr>
@@ -929,7 +934,7 @@
                 <w:noProof/>
                 <w:webHidden/>
               </w:rPr>
-              <w:t>5</w:t>
+              <w:t>6</w:t>
             </w:r>
             <w:r>
               <w:rPr>
@@ -1013,7 +1018,7 @@
                 <w:noProof/>
                 <w:webHidden/>
               </w:rPr>
-              <w:t>6</w:t>
+              <w:t>8</w:t>
             </w:r>
             <w:r>
               <w:rPr>
@@ -1236,7 +1241,7 @@
           <w:szCs w:val="40"/>
         </w:rPr>
       </w:pPr>
-      <w:bookmarkStart w:id="0" w:name="_Toc223352851"/>
+      <w:bookmarkStart w:id="1" w:name="_Toc223352851"/>
       <w:r>
         <w:rPr>
           <w:sz w:val="40"/>
@@ -1245,7 +1250,7 @@
         <w:lastRenderedPageBreak/>
         <w:t>Постановка задачи</w:t>
       </w:r>
-      <w:bookmarkEnd w:id="0"/>
+      <w:bookmarkEnd w:id="1"/>
     </w:p>
     <w:p>
       <w:pPr>
@@ -1517,7 +1522,7 @@
           <w:szCs w:val="40"/>
         </w:rPr>
       </w:pPr>
-      <w:bookmarkStart w:id="1" w:name="_Toc223352852"/>
+      <w:bookmarkStart w:id="2" w:name="_Toc223352852"/>
       <w:r>
         <w:rPr>
           <w:sz w:val="40"/>
@@ -1525,7 +1530,7 @@
         </w:rPr>
         <w:t>Теоретическая часть</w:t>
       </w:r>
-      <w:bookmarkEnd w:id="1"/>
+      <w:bookmarkEnd w:id="2"/>
     </w:p>
     <w:p>
       <w:pPr>
@@ -5005,7 +5010,7 @@
           <w:szCs w:val="40"/>
         </w:rPr>
       </w:pPr>
-      <w:bookmarkStart w:id="2" w:name="_Toc223352853"/>
+      <w:bookmarkStart w:id="3" w:name="_Toc223352853"/>
       <w:r>
         <w:rPr>
           <w:sz w:val="40"/>
@@ -5013,7 +5018,7 @@
         </w:rPr>
         <w:t>Реализация</w:t>
       </w:r>
-      <w:bookmarkEnd w:id="2"/>
+      <w:bookmarkEnd w:id="3"/>
     </w:p>
     <w:p>
       <w:pPr>
@@ -5535,15 +5540,16 @@
           <w:szCs w:val="40"/>
         </w:rPr>
       </w:pPr>
-      <w:bookmarkStart w:id="3" w:name="_Toc223352854"/>
+      <w:bookmarkStart w:id="4" w:name="_Toc223352854"/>
       <w:r>
         <w:rPr>
           <w:sz w:val="40"/>
           <w:szCs w:val="40"/>
         </w:rPr>
+        <w:lastRenderedPageBreak/>
         <w:t>Результаты</w:t>
       </w:r>
-      <w:bookmarkEnd w:id="3"/>
+      <w:bookmarkEnd w:id="4"/>
     </w:p>
     <w:p>
       <w:pPr>
@@ -5569,14 +5575,10 @@
         <w:jc w:val="center"/>
       </w:pPr>
       <w:r>
-        <w:rPr>
-          <w:noProof/>
-          <w:lang w:eastAsia="ru-RU"/>
-        </w:rPr>
         <w:drawing>
-          <wp:inline distT="0" distB="0" distL="0" distR="0" wp14:anchorId="4160C870" wp14:editId="38F64DD3">
-            <wp:extent cx="5940425" cy="1557655"/>
-            <wp:effectExtent l="0" t="0" r="3175" b="4445"/>
+          <wp:inline distT="0" distB="0" distL="0" distR="0" wp14:anchorId="264708AE" wp14:editId="7D96D413">
+            <wp:extent cx="5940425" cy="2557145"/>
+            <wp:effectExtent l="0" t="0" r="3175" b="0"/>
             <wp:docPr id="1" name="Рисунок 1"/>
             <wp:cNvGraphicFramePr>
               <a:graphicFrameLocks xmlns:a="http://schemas.openxmlformats.org/drawingml/2006/main" noChangeAspect="1"/>
@@ -5597,7 +5599,7 @@
                   <pic:spPr>
                     <a:xfrm>
                       <a:off x="0" y="0"/>
-                      <a:ext cx="5940425" cy="1557655"/>
+                      <a:ext cx="5940425" cy="2557145"/>
                     </a:xfrm>
                     <a:prstGeom prst="rect">
                       <a:avLst/>
@@ -5641,14 +5643,27 @@
       <w:r>
         <w:t xml:space="preserve">Рисунок </w:t>
       </w:r>
-      <w:fldSimple w:instr=" SEQ Рисунок \* ARABIC ">
-        <w:r>
-          <w:rPr>
-            <w:noProof/>
-          </w:rPr>
-          <w:t>1</w:t>
-        </w:r>
-      </w:fldSimple>
+      <w:r>
+        <w:fldChar w:fldCharType="begin"/>
+      </w:r>
+      <w:r>
+        <w:instrText xml:space="preserve"> SEQ Рисунок \* ARABIC </w:instrText>
+      </w:r>
+      <w:r>
+        <w:fldChar w:fldCharType="separate"/>
+      </w:r>
+      <w:r>
+        <w:rPr>
+          <w:noProof/>
+        </w:rPr>
+        <w:t>1</w:t>
+      </w:r>
+      <w:r>
+        <w:rPr>
+          <w:noProof/>
+        </w:rPr>
+        <w:fldChar w:fldCharType="end"/>
+      </w:r>
       <w:r>
         <w:t xml:space="preserve">: </w:t>
       </w:r>
@@ -5676,6 +5691,9 @@
       </w:r>
       <w:r>
         <w:t>=20</w:t>
+      </w:r>
+      <w:r>
+        <w:t>,100 для нормального распределения</w:t>
       </w:r>
     </w:p>
     <w:p>
@@ -5702,16 +5720,11 @@
         <w:jc w:val="center"/>
       </w:pPr>
       <w:r>
-        <w:rPr>
-          <w:noProof/>
-          <w:lang w:eastAsia="ru-RU"/>
-        </w:rPr>
-        <w:lastRenderedPageBreak/>
         <w:drawing>
-          <wp:inline distT="0" distB="0" distL="0" distR="0" wp14:anchorId="5C146906" wp14:editId="160DEF10">
-            <wp:extent cx="5940425" cy="1604645"/>
-            <wp:effectExtent l="0" t="0" r="3175" b="0"/>
-            <wp:docPr id="12" name="Рисунок 12"/>
+          <wp:inline distT="0" distB="0" distL="0" distR="0" wp14:anchorId="247A306B" wp14:editId="7EA047D8">
+            <wp:extent cx="5940425" cy="2569845"/>
+            <wp:effectExtent l="0" t="0" r="3175" b="1905"/>
+            <wp:docPr id="2" name="Рисунок 2"/>
             <wp:cNvGraphicFramePr>
               <a:graphicFrameLocks xmlns:a="http://schemas.openxmlformats.org/drawingml/2006/main" noChangeAspect="1"/>
             </wp:cNvGraphicFramePr>
@@ -5731,7 +5744,335 @@
                   <pic:spPr>
                     <a:xfrm>
                       <a:off x="0" y="0"/>
-                      <a:ext cx="5940425" cy="1604645"/>
+                      <a:ext cx="5940425" cy="2569845"/>
+                    </a:xfrm>
+                    <a:prstGeom prst="rect">
+                      <a:avLst/>
+                    </a:prstGeom>
+                  </pic:spPr>
+                </pic:pic>
+              </a:graphicData>
+            </a:graphic>
+          </wp:inline>
+        </w:drawing>
+      </w:r>
+    </w:p>
+    <w:p>
+      <w:pPr>
+        <w:pStyle w:val="a5"/>
+        <w:jc w:val="center"/>
+      </w:pPr>
+      <w:r>
+        <w:t xml:space="preserve">Рисунок </w:t>
+      </w:r>
+      <w:fldSimple w:instr=" SEQ Рисунок \* ARABIC ">
+        <w:r>
+          <w:rPr>
+            <w:noProof/>
+          </w:rPr>
+          <w:t>2</w:t>
+        </w:r>
+      </w:fldSimple>
+      <w:r>
+        <w:t xml:space="preserve">: </w:t>
+      </w:r>
+      <w:proofErr w:type="spellStart"/>
+      <w:r>
+        <w:t>Боксплоты</w:t>
+      </w:r>
+      <w:proofErr w:type="spellEnd"/>
+      <w:r>
+        <w:t xml:space="preserve"> </w:t>
+      </w:r>
+      <w:proofErr w:type="spellStart"/>
+      <w:r>
+        <w:t>Тьюки</w:t>
+      </w:r>
+      <w:proofErr w:type="spellEnd"/>
+      <w:r>
+        <w:t xml:space="preserve"> для выборок </w:t>
+      </w:r>
+      <w:r>
+        <w:t>объёмом n=20,100 для</w:t>
+      </w:r>
+      <w:r>
+        <w:t xml:space="preserve"> распределения</w:t>
+      </w:r>
+      <w:r>
+        <w:rPr>
+          <w:noProof/>
+        </w:rPr>
+        <w:t xml:space="preserve"> Коши</w:t>
+      </w:r>
+    </w:p>
+    <w:p>
+      <w:pPr>
+        <w:keepNext/>
+        <w:tabs>
+          <w:tab w:val="left" w:pos="916"/>
+          <w:tab w:val="left" w:pos="1832"/>
+          <w:tab w:val="left" w:pos="2748"/>
+          <w:tab w:val="left" w:pos="3664"/>
+          <w:tab w:val="left" w:pos="4580"/>
+          <w:tab w:val="left" w:pos="5496"/>
+          <w:tab w:val="left" w:pos="6412"/>
+          <w:tab w:val="left" w:pos="7328"/>
+          <w:tab w:val="left" w:pos="8244"/>
+          <w:tab w:val="left" w:pos="9160"/>
+          <w:tab w:val="left" w:pos="10076"/>
+          <w:tab w:val="left" w:pos="10992"/>
+          <w:tab w:val="left" w:pos="11908"/>
+          <w:tab w:val="left" w:pos="12824"/>
+          <w:tab w:val="left" w:pos="13740"/>
+          <w:tab w:val="left" w:pos="14656"/>
+        </w:tabs>
+        <w:jc w:val="center"/>
+      </w:pPr>
+      <w:r>
+        <w:drawing>
+          <wp:inline distT="0" distB="0" distL="0" distR="0" wp14:anchorId="4832D7B5" wp14:editId="618A05C1">
+            <wp:extent cx="5940425" cy="2505710"/>
+            <wp:effectExtent l="0" t="0" r="3175" b="8890"/>
+            <wp:docPr id="3" name="Рисунок 3"/>
+            <wp:cNvGraphicFramePr>
+              <a:graphicFrameLocks xmlns:a="http://schemas.openxmlformats.org/drawingml/2006/main" noChangeAspect="1"/>
+            </wp:cNvGraphicFramePr>
+            <a:graphic xmlns:a="http://schemas.openxmlformats.org/drawingml/2006/main">
+              <a:graphicData uri="http://schemas.openxmlformats.org/drawingml/2006/picture">
+                <pic:pic xmlns:pic="http://schemas.openxmlformats.org/drawingml/2006/picture">
+                  <pic:nvPicPr>
+                    <pic:cNvPr id="1" name=""/>
+                    <pic:cNvPicPr/>
+                  </pic:nvPicPr>
+                  <pic:blipFill>
+                    <a:blip r:embed="rId7"/>
+                    <a:stretch>
+                      <a:fillRect/>
+                    </a:stretch>
+                  </pic:blipFill>
+                  <pic:spPr>
+                    <a:xfrm>
+                      <a:off x="0" y="0"/>
+                      <a:ext cx="5940425" cy="2505710"/>
+                    </a:xfrm>
+                    <a:prstGeom prst="rect">
+                      <a:avLst/>
+                    </a:prstGeom>
+                  </pic:spPr>
+                </pic:pic>
+              </a:graphicData>
+            </a:graphic>
+          </wp:inline>
+        </w:drawing>
+      </w:r>
+    </w:p>
+    <w:p>
+      <w:pPr>
+        <w:pStyle w:val="a5"/>
+        <w:jc w:val="center"/>
+      </w:pPr>
+      <w:r>
+        <w:t xml:space="preserve">Рисунок </w:t>
+      </w:r>
+      <w:fldSimple w:instr=" SEQ Рисунок \* ARABIC ">
+        <w:r>
+          <w:rPr>
+            <w:noProof/>
+          </w:rPr>
+          <w:t>3</w:t>
+        </w:r>
+      </w:fldSimple>
+      <w:r>
+        <w:t xml:space="preserve">: </w:t>
+      </w:r>
+      <w:proofErr w:type="spellStart"/>
+      <w:r>
+        <w:t>Боксплоты</w:t>
+      </w:r>
+      <w:proofErr w:type="spellEnd"/>
+      <w:r>
+        <w:t xml:space="preserve"> </w:t>
+      </w:r>
+      <w:proofErr w:type="spellStart"/>
+      <w:r>
+        <w:t>Тьюки</w:t>
+      </w:r>
+      <w:proofErr w:type="spellEnd"/>
+      <w:r>
+        <w:t xml:space="preserve"> для выборок </w:t>
+      </w:r>
+      <w:r>
+        <w:t>объёмом n=20,100 для</w:t>
+      </w:r>
+      <w:r>
+        <w:t xml:space="preserve"> распределения</w:t>
+      </w:r>
+      <w:r>
+        <w:rPr>
+          <w:noProof/>
+        </w:rPr>
+        <w:t xml:space="preserve"> Лапласа</w:t>
+      </w:r>
+    </w:p>
+    <w:p>
+      <w:pPr>
+        <w:keepNext/>
+        <w:tabs>
+          <w:tab w:val="left" w:pos="916"/>
+          <w:tab w:val="left" w:pos="1832"/>
+          <w:tab w:val="left" w:pos="2748"/>
+          <w:tab w:val="left" w:pos="3664"/>
+          <w:tab w:val="left" w:pos="4580"/>
+          <w:tab w:val="left" w:pos="5496"/>
+          <w:tab w:val="left" w:pos="6412"/>
+          <w:tab w:val="left" w:pos="7328"/>
+          <w:tab w:val="left" w:pos="8244"/>
+          <w:tab w:val="left" w:pos="9160"/>
+          <w:tab w:val="left" w:pos="10076"/>
+          <w:tab w:val="left" w:pos="10992"/>
+          <w:tab w:val="left" w:pos="11908"/>
+          <w:tab w:val="left" w:pos="12824"/>
+          <w:tab w:val="left" w:pos="13740"/>
+          <w:tab w:val="left" w:pos="14656"/>
+        </w:tabs>
+        <w:jc w:val="center"/>
+      </w:pPr>
+      <w:r>
+        <w:lastRenderedPageBreak/>
+        <w:drawing>
+          <wp:inline distT="0" distB="0" distL="0" distR="0" wp14:anchorId="06F803FA" wp14:editId="73BD3395">
+            <wp:extent cx="5940425" cy="2521585"/>
+            <wp:effectExtent l="0" t="0" r="3175" b="0"/>
+            <wp:docPr id="4" name="Рисунок 4"/>
+            <wp:cNvGraphicFramePr>
+              <a:graphicFrameLocks xmlns:a="http://schemas.openxmlformats.org/drawingml/2006/main" noChangeAspect="1"/>
+            </wp:cNvGraphicFramePr>
+            <a:graphic xmlns:a="http://schemas.openxmlformats.org/drawingml/2006/main">
+              <a:graphicData uri="http://schemas.openxmlformats.org/drawingml/2006/picture">
+                <pic:pic xmlns:pic="http://schemas.openxmlformats.org/drawingml/2006/picture">
+                  <pic:nvPicPr>
+                    <pic:cNvPr id="1" name=""/>
+                    <pic:cNvPicPr/>
+                  </pic:nvPicPr>
+                  <pic:blipFill>
+                    <a:blip r:embed="rId8"/>
+                    <a:stretch>
+                      <a:fillRect/>
+                    </a:stretch>
+                  </pic:blipFill>
+                  <pic:spPr>
+                    <a:xfrm>
+                      <a:off x="0" y="0"/>
+                      <a:ext cx="5940425" cy="2521585"/>
+                    </a:xfrm>
+                    <a:prstGeom prst="rect">
+                      <a:avLst/>
+                    </a:prstGeom>
+                  </pic:spPr>
+                </pic:pic>
+              </a:graphicData>
+            </a:graphic>
+          </wp:inline>
+        </w:drawing>
+      </w:r>
+    </w:p>
+    <w:p>
+      <w:pPr>
+        <w:pStyle w:val="a5"/>
+        <w:jc w:val="center"/>
+      </w:pPr>
+      <w:r>
+        <w:t xml:space="preserve">Рисунок </w:t>
+      </w:r>
+      <w:fldSimple w:instr=" SEQ Рисунок \* ARABIC ">
+        <w:r>
+          <w:rPr>
+            <w:noProof/>
+          </w:rPr>
+          <w:t>4</w:t>
+        </w:r>
+      </w:fldSimple>
+      <w:r>
+        <w:t xml:space="preserve">: </w:t>
+      </w:r>
+      <w:proofErr w:type="spellStart"/>
+      <w:r>
+        <w:t>Боксплоты</w:t>
+      </w:r>
+      <w:proofErr w:type="spellEnd"/>
+      <w:r>
+        <w:t xml:space="preserve"> </w:t>
+      </w:r>
+      <w:proofErr w:type="spellStart"/>
+      <w:r>
+        <w:t>Тьюки</w:t>
+      </w:r>
+      <w:proofErr w:type="spellEnd"/>
+      <w:r>
+        <w:t xml:space="preserve"> для выборок объёмом n=20,100 для</w:t>
+      </w:r>
+      <w:r>
+        <w:t xml:space="preserve"> </w:t>
+      </w:r>
+      <w:r>
+        <w:t xml:space="preserve"> распределения</w:t>
+      </w:r>
+      <w:r>
+        <w:rPr>
+          <w:noProof/>
+        </w:rPr>
+        <w:t xml:space="preserve"> Пуассона</w:t>
+      </w:r>
+    </w:p>
+    <w:p>
+      <w:pPr>
+        <w:keepNext/>
+        <w:tabs>
+          <w:tab w:val="left" w:pos="916"/>
+          <w:tab w:val="left" w:pos="1832"/>
+          <w:tab w:val="left" w:pos="2748"/>
+          <w:tab w:val="left" w:pos="3664"/>
+          <w:tab w:val="left" w:pos="4580"/>
+          <w:tab w:val="left" w:pos="5496"/>
+          <w:tab w:val="left" w:pos="6412"/>
+          <w:tab w:val="left" w:pos="7328"/>
+          <w:tab w:val="left" w:pos="8244"/>
+          <w:tab w:val="left" w:pos="9160"/>
+          <w:tab w:val="left" w:pos="10076"/>
+          <w:tab w:val="left" w:pos="10992"/>
+          <w:tab w:val="left" w:pos="11908"/>
+          <w:tab w:val="left" w:pos="12824"/>
+          <w:tab w:val="left" w:pos="13740"/>
+          <w:tab w:val="left" w:pos="14656"/>
+        </w:tabs>
+        <w:jc w:val="center"/>
+      </w:pPr>
+      <w:r>
+        <w:drawing>
+          <wp:inline distT="0" distB="0" distL="0" distR="0" wp14:anchorId="628E0310" wp14:editId="23CA0558">
+            <wp:extent cx="5940425" cy="2531745"/>
+            <wp:effectExtent l="0" t="0" r="3175" b="1905"/>
+            <wp:docPr id="5" name="Рисунок 5"/>
+            <wp:cNvGraphicFramePr>
+              <a:graphicFrameLocks xmlns:a="http://schemas.openxmlformats.org/drawingml/2006/main" noChangeAspect="1"/>
+            </wp:cNvGraphicFramePr>
+            <a:graphic xmlns:a="http://schemas.openxmlformats.org/drawingml/2006/main">
+              <a:graphicData uri="http://schemas.openxmlformats.org/drawingml/2006/picture">
+                <pic:pic xmlns:pic="http://schemas.openxmlformats.org/drawingml/2006/picture">
+                  <pic:nvPicPr>
+                    <pic:cNvPr id="1" name=""/>
+                    <pic:cNvPicPr/>
+                  </pic:nvPicPr>
+                  <pic:blipFill>
+                    <a:blip r:embed="rId9"/>
+                    <a:stretch>
+                      <a:fillRect/>
+                    </a:stretch>
+                  </pic:blipFill>
+                  <pic:spPr>
+                    <a:xfrm>
+                      <a:off x="0" y="0"/>
+                      <a:ext cx="5940425" cy="2531745"/>
                     </a:xfrm>
                     <a:prstGeom prst="rect">
                       <a:avLst/>
@@ -5775,14 +6116,27 @@
       <w:r>
         <w:t xml:space="preserve">Рисунок </w:t>
       </w:r>
-      <w:fldSimple w:instr=" SEQ Рисунок \* ARABIC ">
-        <w:r>
-          <w:rPr>
-            <w:noProof/>
-          </w:rPr>
-          <w:t>2</w:t>
-        </w:r>
-      </w:fldSimple>
+      <w:r>
+        <w:fldChar w:fldCharType="begin"/>
+      </w:r>
+      <w:r>
+        <w:instrText xml:space="preserve"> SEQ Рисунок \* ARABIC </w:instrText>
+      </w:r>
+      <w:r>
+        <w:fldChar w:fldCharType="separate"/>
+      </w:r>
+      <w:r>
+        <w:rPr>
+          <w:noProof/>
+        </w:rPr>
+        <w:t>5</w:t>
+      </w:r>
+      <w:r>
+        <w:rPr>
+          <w:noProof/>
+        </w:rPr>
+        <w:fldChar w:fldCharType="end"/>
+      </w:r>
       <w:r>
         <w:t xml:space="preserve">: </w:t>
       </w:r>
@@ -5809,7 +6163,520 @@
         <w:t>n</w:t>
       </w:r>
       <w:r>
-        <w:t>=100</w:t>
+        <w:t>=20</w:t>
+      </w:r>
+      <w:r>
+        <w:t>,100 для равномерного</w:t>
+      </w:r>
+      <w:r>
+        <w:t xml:space="preserve"> распределения</w:t>
+      </w:r>
+    </w:p>
+    <w:p>
+      <w:pPr>
+        <w:shd w:val="clear" w:color="auto" w:fill="FFFFFF"/>
+        <w:tabs>
+          <w:tab w:val="left" w:pos="916"/>
+          <w:tab w:val="left" w:pos="1832"/>
+          <w:tab w:val="left" w:pos="2748"/>
+          <w:tab w:val="left" w:pos="3664"/>
+          <w:tab w:val="left" w:pos="4580"/>
+          <w:tab w:val="left" w:pos="5496"/>
+          <w:tab w:val="left" w:pos="6412"/>
+          <w:tab w:val="left" w:pos="7328"/>
+          <w:tab w:val="left" w:pos="8244"/>
+          <w:tab w:val="left" w:pos="9160"/>
+          <w:tab w:val="left" w:pos="10076"/>
+          <w:tab w:val="left" w:pos="10992"/>
+          <w:tab w:val="left" w:pos="11908"/>
+          <w:tab w:val="left" w:pos="12824"/>
+          <w:tab w:val="left" w:pos="13740"/>
+          <w:tab w:val="left" w:pos="14656"/>
+        </w:tabs>
+        <w:wordWrap w:val="0"/>
+        <w:spacing w:after="0" w:line="240" w:lineRule="auto"/>
+        <w:rPr>
+          <w:rFonts w:ascii="Consolas" w:eastAsia="Times New Roman" w:hAnsi="Consolas" w:cs="Courier New"/>
+          <w:sz w:val="20"/>
+          <w:szCs w:val="20"/>
+          <w:lang w:eastAsia="ru-RU"/>
+        </w:rPr>
+      </w:pPr>
+      <w:r>
+        <w:rPr>
+          <w:rFonts w:ascii="Consolas" w:eastAsia="Times New Roman" w:hAnsi="Consolas" w:cs="Courier New"/>
+          <w:sz w:val="20"/>
+          <w:szCs w:val="20"/>
+          <w:lang w:eastAsia="ru-RU"/>
+        </w:rPr>
+        <w:t>СРЕДНЯЯ ДОЛЯ ВЫБРОСОВ (1000 экспериментов)</w:t>
+      </w:r>
+    </w:p>
+    <w:p>
+      <w:pPr>
+        <w:shd w:val="clear" w:color="auto" w:fill="FFFFFF"/>
+        <w:tabs>
+          <w:tab w:val="left" w:pos="916"/>
+          <w:tab w:val="left" w:pos="1832"/>
+          <w:tab w:val="left" w:pos="2748"/>
+          <w:tab w:val="left" w:pos="3664"/>
+          <w:tab w:val="left" w:pos="4580"/>
+          <w:tab w:val="left" w:pos="5496"/>
+          <w:tab w:val="left" w:pos="6412"/>
+          <w:tab w:val="left" w:pos="7328"/>
+          <w:tab w:val="left" w:pos="8244"/>
+          <w:tab w:val="left" w:pos="9160"/>
+          <w:tab w:val="left" w:pos="10076"/>
+          <w:tab w:val="left" w:pos="10992"/>
+          <w:tab w:val="left" w:pos="11908"/>
+          <w:tab w:val="left" w:pos="12824"/>
+          <w:tab w:val="left" w:pos="13740"/>
+          <w:tab w:val="left" w:pos="14656"/>
+        </w:tabs>
+        <w:wordWrap w:val="0"/>
+        <w:spacing w:after="0" w:line="240" w:lineRule="auto"/>
+        <w:rPr>
+          <w:rFonts w:ascii="Consolas" w:eastAsia="Times New Roman" w:hAnsi="Consolas" w:cs="Courier New"/>
+          <w:sz w:val="20"/>
+          <w:szCs w:val="20"/>
+          <w:lang w:eastAsia="ru-RU"/>
+        </w:rPr>
+      </w:pPr>
+      <w:r>
+        <w:rPr>
+          <w:rFonts w:ascii="Consolas" w:eastAsia="Times New Roman" w:hAnsi="Consolas" w:cs="Courier New"/>
+          <w:sz w:val="20"/>
+          <w:szCs w:val="20"/>
+          <w:lang w:eastAsia="ru-RU"/>
+        </w:rPr>
+        <w:t xml:space="preserve">Распределение                        n=20      n=100   </w:t>
+      </w:r>
+      <w:r>
+        <w:rPr>
+          <w:rFonts w:ascii="Consolas" w:eastAsia="Times New Roman" w:hAnsi="Consolas" w:cs="Courier New"/>
+          <w:sz w:val="20"/>
+          <w:szCs w:val="20"/>
+          <w:lang w:eastAsia="ru-RU"/>
+        </w:rPr>
+        <w:t xml:space="preserve">   </w:t>
+      </w:r>
+      <w:r>
+        <w:rPr>
+          <w:rFonts w:ascii="Consolas" w:eastAsia="Times New Roman" w:hAnsi="Consolas" w:cs="Courier New"/>
+          <w:sz w:val="20"/>
+          <w:szCs w:val="20"/>
+          <w:lang w:eastAsia="ru-RU"/>
+        </w:rPr>
+        <w:t>Теоретическая</w:t>
+      </w:r>
+    </w:p>
+    <w:p>
+      <w:pPr>
+        <w:shd w:val="clear" w:color="auto" w:fill="FFFFFF"/>
+        <w:tabs>
+          <w:tab w:val="left" w:pos="916"/>
+          <w:tab w:val="left" w:pos="1832"/>
+          <w:tab w:val="left" w:pos="2748"/>
+          <w:tab w:val="left" w:pos="3664"/>
+          <w:tab w:val="left" w:pos="4580"/>
+          <w:tab w:val="left" w:pos="5496"/>
+          <w:tab w:val="left" w:pos="6412"/>
+          <w:tab w:val="left" w:pos="7328"/>
+          <w:tab w:val="left" w:pos="8244"/>
+          <w:tab w:val="left" w:pos="9160"/>
+          <w:tab w:val="left" w:pos="10076"/>
+          <w:tab w:val="left" w:pos="10992"/>
+          <w:tab w:val="left" w:pos="11908"/>
+          <w:tab w:val="left" w:pos="12824"/>
+          <w:tab w:val="left" w:pos="13740"/>
+          <w:tab w:val="left" w:pos="14656"/>
+        </w:tabs>
+        <w:wordWrap w:val="0"/>
+        <w:spacing w:after="0" w:line="240" w:lineRule="auto"/>
+        <w:rPr>
+          <w:rFonts w:ascii="Consolas" w:eastAsia="Times New Roman" w:hAnsi="Consolas" w:cs="Courier New"/>
+          <w:sz w:val="20"/>
+          <w:szCs w:val="20"/>
+          <w:lang w:eastAsia="ru-RU"/>
+        </w:rPr>
+      </w:pPr>
+      <w:r>
+        <w:rPr>
+          <w:rFonts w:ascii="Consolas" w:eastAsia="Times New Roman" w:hAnsi="Consolas" w:cs="Courier New"/>
+          <w:sz w:val="20"/>
+          <w:szCs w:val="20"/>
+          <w:lang w:eastAsia="ru-RU"/>
+        </w:rPr>
+        <w:t>----------------------------------------------------</w:t>
+      </w:r>
+      <w:r>
+        <w:rPr>
+          <w:rFonts w:ascii="Consolas" w:eastAsia="Times New Roman" w:hAnsi="Consolas" w:cs="Courier New"/>
+          <w:sz w:val="20"/>
+          <w:szCs w:val="20"/>
+          <w:lang w:eastAsia="ru-RU"/>
+        </w:rPr>
+        <w:t>------------------</w:t>
+      </w:r>
+    </w:p>
+    <w:p>
+      <w:pPr>
+        <w:shd w:val="clear" w:color="auto" w:fill="FFFFFF"/>
+        <w:tabs>
+          <w:tab w:val="left" w:pos="916"/>
+          <w:tab w:val="left" w:pos="1832"/>
+          <w:tab w:val="left" w:pos="2748"/>
+          <w:tab w:val="left" w:pos="3664"/>
+          <w:tab w:val="left" w:pos="4580"/>
+          <w:tab w:val="left" w:pos="5496"/>
+          <w:tab w:val="left" w:pos="6412"/>
+          <w:tab w:val="left" w:pos="7328"/>
+          <w:tab w:val="left" w:pos="8244"/>
+          <w:tab w:val="left" w:pos="9160"/>
+          <w:tab w:val="left" w:pos="10076"/>
+          <w:tab w:val="left" w:pos="10992"/>
+          <w:tab w:val="left" w:pos="11908"/>
+          <w:tab w:val="left" w:pos="12824"/>
+          <w:tab w:val="left" w:pos="13740"/>
+          <w:tab w:val="left" w:pos="14656"/>
+        </w:tabs>
+        <w:wordWrap w:val="0"/>
+        <w:spacing w:after="0" w:line="240" w:lineRule="auto"/>
+        <w:rPr>
+          <w:rFonts w:ascii="Consolas" w:eastAsia="Times New Roman" w:hAnsi="Consolas" w:cs="Courier New"/>
+          <w:sz w:val="20"/>
+          <w:szCs w:val="20"/>
+          <w:lang w:eastAsia="ru-RU"/>
+        </w:rPr>
+      </w:pPr>
+      <w:r>
+        <w:rPr>
+          <w:rFonts w:ascii="Consolas" w:eastAsia="Times New Roman" w:hAnsi="Consolas" w:cs="Courier New"/>
+          <w:sz w:val="20"/>
+          <w:szCs w:val="20"/>
+          <w:lang w:eastAsia="ru-RU"/>
+        </w:rPr>
+        <w:t xml:space="preserve">Нормальное </w:t>
+      </w:r>
+      <w:proofErr w:type="gramStart"/>
+      <w:r>
+        <w:rPr>
+          <w:rFonts w:ascii="Consolas" w:eastAsia="Times New Roman" w:hAnsi="Consolas" w:cs="Courier New"/>
+          <w:sz w:val="20"/>
+          <w:szCs w:val="20"/>
+          <w:lang w:eastAsia="ru-RU"/>
+        </w:rPr>
+        <w:t>N(</w:t>
+      </w:r>
+      <w:proofErr w:type="gramEnd"/>
+      <w:r>
+        <w:rPr>
+          <w:rFonts w:ascii="Consolas" w:eastAsia="Times New Roman" w:hAnsi="Consolas" w:cs="Courier New"/>
+          <w:sz w:val="20"/>
+          <w:szCs w:val="20"/>
+          <w:lang w:eastAsia="ru-RU"/>
+        </w:rPr>
+        <w:t>0,1)                  0.0228     0.0110           0.007</w:t>
+      </w:r>
+    </w:p>
+    <w:p>
+      <w:pPr>
+        <w:shd w:val="clear" w:color="auto" w:fill="FFFFFF"/>
+        <w:tabs>
+          <w:tab w:val="left" w:pos="916"/>
+          <w:tab w:val="left" w:pos="1832"/>
+          <w:tab w:val="left" w:pos="2748"/>
+          <w:tab w:val="left" w:pos="3664"/>
+          <w:tab w:val="left" w:pos="4580"/>
+          <w:tab w:val="left" w:pos="5496"/>
+          <w:tab w:val="left" w:pos="6412"/>
+          <w:tab w:val="left" w:pos="7328"/>
+          <w:tab w:val="left" w:pos="8244"/>
+          <w:tab w:val="left" w:pos="9160"/>
+          <w:tab w:val="left" w:pos="10076"/>
+          <w:tab w:val="left" w:pos="10992"/>
+          <w:tab w:val="left" w:pos="11908"/>
+          <w:tab w:val="left" w:pos="12824"/>
+          <w:tab w:val="left" w:pos="13740"/>
+          <w:tab w:val="left" w:pos="14656"/>
+        </w:tabs>
+        <w:wordWrap w:val="0"/>
+        <w:spacing w:after="0" w:line="240" w:lineRule="auto"/>
+        <w:rPr>
+          <w:rFonts w:ascii="Consolas" w:eastAsia="Times New Roman" w:hAnsi="Consolas" w:cs="Courier New"/>
+          <w:sz w:val="20"/>
+          <w:szCs w:val="20"/>
+          <w:lang w:eastAsia="ru-RU"/>
+        </w:rPr>
+      </w:pPr>
+      <w:r>
+        <w:rPr>
+          <w:rFonts w:ascii="Consolas" w:eastAsia="Times New Roman" w:hAnsi="Consolas" w:cs="Courier New"/>
+          <w:sz w:val="20"/>
+          <w:szCs w:val="20"/>
+          <w:lang w:eastAsia="ru-RU"/>
+        </w:rPr>
+        <w:t xml:space="preserve">Коши </w:t>
+      </w:r>
+      <w:proofErr w:type="gramStart"/>
+      <w:r>
+        <w:rPr>
+          <w:rFonts w:ascii="Consolas" w:eastAsia="Times New Roman" w:hAnsi="Consolas" w:cs="Courier New"/>
+          <w:sz w:val="20"/>
+          <w:szCs w:val="20"/>
+          <w:lang w:eastAsia="ru-RU"/>
+        </w:rPr>
+        <w:t>C(</w:t>
+      </w:r>
+      <w:proofErr w:type="gramEnd"/>
+      <w:r>
+        <w:rPr>
+          <w:rFonts w:ascii="Consolas" w:eastAsia="Times New Roman" w:hAnsi="Consolas" w:cs="Courier New"/>
+          <w:sz w:val="20"/>
+          <w:szCs w:val="20"/>
+          <w:lang w:eastAsia="ru-RU"/>
+        </w:rPr>
+        <w:t>0,1)                        0.1539     0.1565           0.150</w:t>
+      </w:r>
+    </w:p>
+    <w:p>
+      <w:pPr>
+        <w:shd w:val="clear" w:color="auto" w:fill="FFFFFF"/>
+        <w:tabs>
+          <w:tab w:val="left" w:pos="916"/>
+          <w:tab w:val="left" w:pos="1832"/>
+          <w:tab w:val="left" w:pos="2748"/>
+          <w:tab w:val="left" w:pos="3664"/>
+          <w:tab w:val="left" w:pos="4580"/>
+          <w:tab w:val="left" w:pos="5496"/>
+          <w:tab w:val="left" w:pos="6412"/>
+          <w:tab w:val="left" w:pos="7328"/>
+          <w:tab w:val="left" w:pos="8244"/>
+          <w:tab w:val="left" w:pos="9160"/>
+          <w:tab w:val="left" w:pos="10076"/>
+          <w:tab w:val="left" w:pos="10992"/>
+          <w:tab w:val="left" w:pos="11908"/>
+          <w:tab w:val="left" w:pos="12824"/>
+          <w:tab w:val="left" w:pos="13740"/>
+          <w:tab w:val="left" w:pos="14656"/>
+        </w:tabs>
+        <w:wordWrap w:val="0"/>
+        <w:spacing w:after="0" w:line="240" w:lineRule="auto"/>
+        <w:rPr>
+          <w:rFonts w:ascii="Consolas" w:eastAsia="Times New Roman" w:hAnsi="Consolas" w:cs="Courier New"/>
+          <w:sz w:val="20"/>
+          <w:szCs w:val="20"/>
+          <w:lang w:eastAsia="ru-RU"/>
+        </w:rPr>
+      </w:pPr>
+      <w:r>
+        <w:rPr>
+          <w:rFonts w:ascii="Consolas" w:eastAsia="Times New Roman" w:hAnsi="Consolas" w:cs="Courier New"/>
+          <w:sz w:val="20"/>
+          <w:szCs w:val="20"/>
+          <w:lang w:eastAsia="ru-RU"/>
+        </w:rPr>
+        <w:t xml:space="preserve">Лапласа </w:t>
+      </w:r>
+      <w:proofErr w:type="gramStart"/>
+      <w:r>
+        <w:rPr>
+          <w:rFonts w:ascii="Consolas" w:eastAsia="Times New Roman" w:hAnsi="Consolas" w:cs="Courier New"/>
+          <w:sz w:val="20"/>
+          <w:szCs w:val="20"/>
+          <w:lang w:eastAsia="ru-RU"/>
+        </w:rPr>
+        <w:t>L(</w:t>
+      </w:r>
+      <w:proofErr w:type="gramEnd"/>
+      <w:r>
+        <w:rPr>
+          <w:rFonts w:ascii="Consolas" w:eastAsia="Times New Roman" w:hAnsi="Consolas" w:cs="Courier New"/>
+          <w:sz w:val="20"/>
+          <w:szCs w:val="20"/>
+          <w:lang w:eastAsia="ru-RU"/>
+        </w:rPr>
+        <w:t>0, 1/</w:t>
+      </w:r>
+      <w:proofErr w:type="spellStart"/>
+      <w:r>
+        <w:rPr>
+          <w:rFonts w:ascii="Consolas" w:eastAsia="Times New Roman" w:hAnsi="Consolas" w:cs="Courier New"/>
+          <w:sz w:val="20"/>
+          <w:szCs w:val="20"/>
+          <w:lang w:eastAsia="ru-RU"/>
+        </w:rPr>
+        <w:t>sqrt</w:t>
+      </w:r>
+      <w:proofErr w:type="spellEnd"/>
+      <w:r>
+        <w:rPr>
+          <w:rFonts w:ascii="Consolas" w:eastAsia="Times New Roman" w:hAnsi="Consolas" w:cs="Courier New"/>
+          <w:sz w:val="20"/>
+          <w:szCs w:val="20"/>
+          <w:lang w:eastAsia="ru-RU"/>
+        </w:rPr>
+        <w:t>(2))            0.0760     0.0663           0.065</w:t>
+      </w:r>
+    </w:p>
+    <w:p>
+      <w:pPr>
+        <w:shd w:val="clear" w:color="auto" w:fill="FFFFFF"/>
+        <w:tabs>
+          <w:tab w:val="left" w:pos="916"/>
+          <w:tab w:val="left" w:pos="1832"/>
+          <w:tab w:val="left" w:pos="2748"/>
+          <w:tab w:val="left" w:pos="3664"/>
+          <w:tab w:val="left" w:pos="4580"/>
+          <w:tab w:val="left" w:pos="5496"/>
+          <w:tab w:val="left" w:pos="6412"/>
+          <w:tab w:val="left" w:pos="7328"/>
+          <w:tab w:val="left" w:pos="8244"/>
+          <w:tab w:val="left" w:pos="9160"/>
+          <w:tab w:val="left" w:pos="10076"/>
+          <w:tab w:val="left" w:pos="10992"/>
+          <w:tab w:val="left" w:pos="11908"/>
+          <w:tab w:val="left" w:pos="12824"/>
+          <w:tab w:val="left" w:pos="13740"/>
+          <w:tab w:val="left" w:pos="14656"/>
+        </w:tabs>
+        <w:wordWrap w:val="0"/>
+        <w:spacing w:after="0" w:line="240" w:lineRule="auto"/>
+        <w:rPr>
+          <w:rFonts w:ascii="Consolas" w:eastAsia="Times New Roman" w:hAnsi="Consolas" w:cs="Courier New"/>
+          <w:sz w:val="20"/>
+          <w:szCs w:val="20"/>
+          <w:lang w:eastAsia="ru-RU"/>
+        </w:rPr>
+      </w:pPr>
+      <w:r>
+        <w:rPr>
+          <w:rFonts w:ascii="Consolas" w:eastAsia="Times New Roman" w:hAnsi="Consolas" w:cs="Courier New"/>
+          <w:sz w:val="20"/>
+          <w:szCs w:val="20"/>
+          <w:lang w:eastAsia="ru-RU"/>
+        </w:rPr>
+        <w:t xml:space="preserve">Пуассона </w:t>
+      </w:r>
+      <w:proofErr w:type="gramStart"/>
+      <w:r>
+        <w:rPr>
+          <w:rFonts w:ascii="Consolas" w:eastAsia="Times New Roman" w:hAnsi="Consolas" w:cs="Courier New"/>
+          <w:sz w:val="20"/>
+          <w:szCs w:val="20"/>
+          <w:lang w:eastAsia="ru-RU"/>
+        </w:rPr>
+        <w:t>P(</w:t>
+      </w:r>
+      <w:proofErr w:type="gramEnd"/>
+      <w:r>
+        <w:rPr>
+          <w:rFonts w:ascii="Consolas" w:eastAsia="Times New Roman" w:hAnsi="Consolas" w:cs="Courier New"/>
+          <w:sz w:val="20"/>
+          <w:szCs w:val="20"/>
+          <w:lang w:eastAsia="ru-RU"/>
+        </w:rPr>
+        <w:t>5)                      0.0229     0.0144           0.015</w:t>
+      </w:r>
+    </w:p>
+    <w:p>
+      <w:pPr>
+        <w:shd w:val="clear" w:color="auto" w:fill="FFFFFF"/>
+        <w:tabs>
+          <w:tab w:val="left" w:pos="916"/>
+          <w:tab w:val="left" w:pos="1832"/>
+          <w:tab w:val="left" w:pos="2748"/>
+          <w:tab w:val="left" w:pos="3664"/>
+          <w:tab w:val="left" w:pos="4580"/>
+          <w:tab w:val="left" w:pos="5496"/>
+          <w:tab w:val="left" w:pos="6412"/>
+          <w:tab w:val="left" w:pos="7328"/>
+          <w:tab w:val="left" w:pos="8244"/>
+          <w:tab w:val="left" w:pos="9160"/>
+          <w:tab w:val="left" w:pos="10076"/>
+          <w:tab w:val="left" w:pos="10992"/>
+          <w:tab w:val="left" w:pos="11908"/>
+          <w:tab w:val="left" w:pos="12824"/>
+          <w:tab w:val="left" w:pos="13740"/>
+          <w:tab w:val="left" w:pos="14656"/>
+        </w:tabs>
+        <w:wordWrap w:val="0"/>
+        <w:spacing w:after="0" w:line="240" w:lineRule="auto"/>
+        <w:rPr>
+          <w:rFonts w:ascii="Consolas" w:eastAsia="Times New Roman" w:hAnsi="Consolas" w:cs="Courier New"/>
+          <w:sz w:val="20"/>
+          <w:szCs w:val="20"/>
+          <w:lang w:eastAsia="ru-RU"/>
+        </w:rPr>
+      </w:pPr>
+      <w:r>
+        <w:rPr>
+          <w:rFonts w:ascii="Consolas" w:eastAsia="Times New Roman" w:hAnsi="Consolas" w:cs="Courier New"/>
+          <w:sz w:val="20"/>
+          <w:szCs w:val="20"/>
+          <w:lang w:eastAsia="ru-RU"/>
+        </w:rPr>
+        <w:t>Равномерное U(-</w:t>
+      </w:r>
+      <w:proofErr w:type="spellStart"/>
+      <w:r>
+        <w:rPr>
+          <w:rFonts w:ascii="Consolas" w:eastAsia="Times New Roman" w:hAnsi="Consolas" w:cs="Courier New"/>
+          <w:sz w:val="20"/>
+          <w:szCs w:val="20"/>
+          <w:lang w:eastAsia="ru-RU"/>
+        </w:rPr>
+        <w:t>sqrt</w:t>
+      </w:r>
+      <w:proofErr w:type="spellEnd"/>
+      <w:r>
+        <w:rPr>
+          <w:rFonts w:ascii="Consolas" w:eastAsia="Times New Roman" w:hAnsi="Consolas" w:cs="Courier New"/>
+          <w:sz w:val="20"/>
+          <w:szCs w:val="20"/>
+          <w:lang w:eastAsia="ru-RU"/>
+        </w:rPr>
+        <w:t>(3</w:t>
+      </w:r>
+      <w:proofErr w:type="gramStart"/>
+      <w:r>
+        <w:rPr>
+          <w:rFonts w:ascii="Consolas" w:eastAsia="Times New Roman" w:hAnsi="Consolas" w:cs="Courier New"/>
+          <w:sz w:val="20"/>
+          <w:szCs w:val="20"/>
+          <w:lang w:eastAsia="ru-RU"/>
+        </w:rPr>
+        <w:t>),</w:t>
+      </w:r>
+      <w:proofErr w:type="spellStart"/>
+      <w:r>
+        <w:rPr>
+          <w:rFonts w:ascii="Consolas" w:eastAsia="Times New Roman" w:hAnsi="Consolas" w:cs="Courier New"/>
+          <w:sz w:val="20"/>
+          <w:szCs w:val="20"/>
+          <w:lang w:eastAsia="ru-RU"/>
+        </w:rPr>
+        <w:t>sqrt</w:t>
+      </w:r>
+      <w:proofErr w:type="spellEnd"/>
+      <w:proofErr w:type="gramEnd"/>
+      <w:r>
+        <w:rPr>
+          <w:rFonts w:ascii="Consolas" w:eastAsia="Times New Roman" w:hAnsi="Consolas" w:cs="Courier New"/>
+          <w:sz w:val="20"/>
+          <w:szCs w:val="20"/>
+          <w:lang w:eastAsia="ru-RU"/>
+        </w:rPr>
+        <w:t xml:space="preserve">(3))    0.0023     </w:t>
+      </w:r>
+      <w:r>
+        <w:rPr>
+          <w:rFonts w:ascii="Consolas" w:eastAsia="Times New Roman" w:hAnsi="Consolas" w:cs="Courier New"/>
+          <w:sz w:val="20"/>
+          <w:szCs w:val="20"/>
+          <w:lang w:eastAsia="ru-RU"/>
+        </w:rPr>
+        <w:t>0.0000           0.000</w:t>
       </w:r>
     </w:p>
     <w:p>
@@ -5835,47 +6702,6 @@
         </w:tabs>
         <w:jc w:val="center"/>
       </w:pPr>
-      <w:r>
-        <w:rPr>
-          <w:noProof/>
-          <w:lang w:eastAsia="ru-RU"/>
-        </w:rPr>
-        <w:drawing>
-          <wp:inline distT="0" distB="0" distL="0" distR="0" wp14:anchorId="2F98F129" wp14:editId="19687C27">
-            <wp:extent cx="4629796" cy="1705213"/>
-            <wp:effectExtent l="0" t="0" r="0" b="9525"/>
-            <wp:docPr id="13" name="Рисунок 13"/>
-            <wp:cNvGraphicFramePr>
-              <a:graphicFrameLocks xmlns:a="http://schemas.openxmlformats.org/drawingml/2006/main" noChangeAspect="1"/>
-            </wp:cNvGraphicFramePr>
-            <a:graphic xmlns:a="http://schemas.openxmlformats.org/drawingml/2006/main">
-              <a:graphicData uri="http://schemas.openxmlformats.org/drawingml/2006/picture">
-                <pic:pic xmlns:pic="http://schemas.openxmlformats.org/drawingml/2006/picture">
-                  <pic:nvPicPr>
-                    <pic:cNvPr id="1" name=""/>
-                    <pic:cNvPicPr/>
-                  </pic:nvPicPr>
-                  <pic:blipFill>
-                    <a:blip r:embed="rId7"/>
-                    <a:stretch>
-                      <a:fillRect/>
-                    </a:stretch>
-                  </pic:blipFill>
-                  <pic:spPr>
-                    <a:xfrm>
-                      <a:off x="0" y="0"/>
-                      <a:ext cx="4629796" cy="1705213"/>
-                    </a:xfrm>
-                    <a:prstGeom prst="rect">
-                      <a:avLst/>
-                    </a:prstGeom>
-                  </pic:spPr>
-                </pic:pic>
-              </a:graphicData>
-            </a:graphic>
-          </wp:inline>
-        </w:drawing>
-      </w:r>
     </w:p>
     <w:p>
       <w:pPr>
@@ -5939,7 +6765,7 @@
           <w:szCs w:val="40"/>
         </w:rPr>
       </w:pPr>
-      <w:bookmarkStart w:id="4" w:name="_Toc223352855"/>
+      <w:bookmarkStart w:id="5" w:name="_Toc223352855"/>
       <w:r>
         <w:rPr>
           <w:sz w:val="40"/>
@@ -5947,7 +6773,7 @@
         </w:rPr>
         <w:t>Обсуждение</w:t>
       </w:r>
-      <w:bookmarkEnd w:id="4"/>
+      <w:bookmarkEnd w:id="5"/>
     </w:p>
     <w:p>
       <w:pPr>
@@ -6041,31 +6867,30 @@
           <w:sz w:val="28"/>
           <w:szCs w:val="28"/>
         </w:rPr>
-        <w:t xml:space="preserve"> (рисунки 1-2), и проведены множественные эксперименты (1000 повторений) для оценки средней доли выбросов в каждом распределении (таблица 1).</w:t>
+        <w:t xml:space="preserve"> (рисунки 1-5</w:t>
+      </w:r>
+      <w:r>
+        <w:rPr>
+          <w:rFonts w:ascii="Times New Roman" w:eastAsiaTheme="minorEastAsia" w:hAnsi="Times New Roman" w:cs="Times New Roman"/>
+          <w:color w:val="000000"/>
+          <w:sz w:val="28"/>
+          <w:szCs w:val="28"/>
+        </w:rPr>
+        <w:t>), и проведены множественные эксперименты (1000 повторений) для оценки средней доли выбросов в каждом распределении (таблица 1).</w:t>
       </w:r>
     </w:p>
     <w:p>
       <w:pPr>
         <w:pStyle w:val="ds-markdown-paragraph"/>
         <w:shd w:val="clear" w:color="auto" w:fill="FFFFFF"/>
-        <w:spacing w:before="240" w:beforeAutospacing="0" w:after="240" w:afterAutospacing="0"/>
-        <w:rPr>
-          <w:color w:val="0F1115"/>
-          <w:sz w:val="28"/>
-          <w:szCs w:val="28"/>
-        </w:rPr>
-      </w:pPr>
-      <w:r>
+        <w:spacing w:before="0" w:beforeAutospacing="0" w:after="0" w:afterAutospacing="0"/>
         <w:rPr>
           <w:rStyle w:val="a8"/>
           <w:b w:val="0"/>
-          <w:color w:val="0F1115"/>
-          <w:sz w:val="28"/>
-          <w:szCs w:val="28"/>
-        </w:rPr>
-        <w:t xml:space="preserve">Анализ </w:t>
-      </w:r>
-      <w:proofErr w:type="spellStart"/>
+          <w:sz w:val="28"/>
+          <w:szCs w:val="28"/>
+        </w:rPr>
+      </w:pPr>
       <w:r>
         <w:rPr>
           <w:rStyle w:val="a8"/>
@@ -6073,10 +6898,12 @@
           <w:color w:val="0F1115"/>
           <w:sz w:val="28"/>
           <w:szCs w:val="28"/>
-        </w:rPr>
-        <w:t>боксплотов</w:t>
-      </w:r>
-      <w:proofErr w:type="spellEnd"/>
+          <w:u w:val="single"/>
+        </w:rPr>
+        <w:lastRenderedPageBreak/>
+        <w:t xml:space="preserve">Анализ </w:t>
+      </w:r>
+      <w:proofErr w:type="spellStart"/>
       <w:r>
         <w:rPr>
           <w:rStyle w:val="a8"/>
@@ -6084,6 +6911,19 @@
           <w:color w:val="0F1115"/>
           <w:sz w:val="28"/>
           <w:szCs w:val="28"/>
+          <w:u w:val="single"/>
+        </w:rPr>
+        <w:t>боксплотов</w:t>
+      </w:r>
+      <w:proofErr w:type="spellEnd"/>
+      <w:r>
+        <w:rPr>
+          <w:rStyle w:val="a8"/>
+          <w:b w:val="0"/>
+          <w:color w:val="0F1115"/>
+          <w:sz w:val="28"/>
+          <w:szCs w:val="28"/>
+          <w:u w:val="single"/>
         </w:rPr>
         <w:t>:</w:t>
       </w:r>
@@ -6094,12 +6934,21 @@
           <w:szCs w:val="28"/>
         </w:rPr>
         <w:br/>
+      </w:r>
+      <w:r>
+        <w:rPr>
+          <w:rStyle w:val="a8"/>
+          <w:b w:val="0"/>
+          <w:sz w:val="28"/>
+          <w:szCs w:val="28"/>
+        </w:rPr>
         <w:t xml:space="preserve">Визуальный анализ </w:t>
       </w:r>
       <w:proofErr w:type="spellStart"/>
       <w:r>
         <w:rPr>
-          <w:color w:val="0F1115"/>
+          <w:rStyle w:val="a8"/>
+          <w:b w:val="0"/>
           <w:sz w:val="28"/>
           <w:szCs w:val="28"/>
         </w:rPr>
@@ -6108,127 +6957,264 @@
       <w:proofErr w:type="spellEnd"/>
       <w:r>
         <w:rPr>
-          <w:color w:val="0F1115"/>
-          <w:sz w:val="28"/>
-          <w:szCs w:val="28"/>
-        </w:rPr>
-        <w:t xml:space="preserve"> для конкретных выборок (рисунки 1-2) показывает, что распределение Коши, обладающее тяжёлыми хвостами, генерирует наибольшее количество выбросов: 3 при n=20 и 11 при n=100. Это полностью соответствует</w:t>
-      </w:r>
-      <w:r>
-        <w:rPr>
-          <w:color w:val="0F1115"/>
-          <w:sz w:val="28"/>
-          <w:szCs w:val="28"/>
-        </w:rPr>
-        <w:t xml:space="preserve"> теоретическим представлениям</w:t>
-      </w:r>
-      <w:r>
-        <w:rPr>
-          <w:color w:val="0F1115"/>
-          <w:sz w:val="28"/>
-          <w:szCs w:val="28"/>
-        </w:rPr>
-        <w:t xml:space="preserve">: </w:t>
-      </w:r>
-      <w:r>
-        <w:rPr>
-          <w:color w:val="0F1115"/>
-          <w:sz w:val="28"/>
-          <w:szCs w:val="28"/>
-        </w:rPr>
-        <w:t>распределение Коши не имеет конечных моментов и часто порождает аномально далёкие от центра значения.</w:t>
-      </w:r>
+          <w:rStyle w:val="a8"/>
+          <w:b w:val="0"/>
+          <w:sz w:val="28"/>
+          <w:szCs w:val="28"/>
+        </w:rPr>
+        <w:t xml:space="preserve"> для конкретных выборок показывает, что распределение Коши, обладающее тяжёлыми хвостами, генерирует наибольшее количество выбросов: 3 при n=20 и 9 при n=100. Это полностью соответствует теоретическим представлениям: распределение Коши не имеет конечных моментов и часто порождает аномально далёкие от центра значения.</w:t>
+      </w:r>
+    </w:p>
+    <w:p>
+      <w:pPr>
+        <w:shd w:val="clear" w:color="auto" w:fill="FFFFFF"/>
+        <w:spacing w:after="0" w:line="240" w:lineRule="auto"/>
+        <w:rPr>
+          <w:rStyle w:val="a8"/>
+          <w:rFonts w:ascii="Times New Roman" w:hAnsi="Times New Roman" w:cs="Times New Roman"/>
+          <w:b w:val="0"/>
+          <w:sz w:val="28"/>
+          <w:szCs w:val="28"/>
+          <w:lang w:eastAsia="ru-RU"/>
+        </w:rPr>
+      </w:pPr>
+      <w:r>
+        <w:rPr>
+          <w:rStyle w:val="a8"/>
+          <w:rFonts w:ascii="Times New Roman" w:hAnsi="Times New Roman" w:cs="Times New Roman"/>
+          <w:b w:val="0"/>
+          <w:sz w:val="28"/>
+          <w:szCs w:val="28"/>
+          <w:lang w:eastAsia="ru-RU"/>
+        </w:rPr>
+        <w:t xml:space="preserve">Для нормального распределения при n=20 выбросов не обнаружено, а при n=100 появился 1 выброс, что согласуется с вероятностью появления выбросов в нормально распределённых данных (около 0.7% теоретически). Распределение Лапласа показало 5 выбросов при n=20 и 11 при n=100, что отражает его более тяжёлые по сравнению </w:t>
+      </w:r>
+      <w:proofErr w:type="gramStart"/>
+      <w:r>
+        <w:rPr>
+          <w:rStyle w:val="a8"/>
+          <w:rFonts w:ascii="Times New Roman" w:hAnsi="Times New Roman" w:cs="Times New Roman"/>
+          <w:b w:val="0"/>
+          <w:sz w:val="28"/>
+          <w:szCs w:val="28"/>
+          <w:lang w:eastAsia="ru-RU"/>
+        </w:rPr>
+        <w:t>с нормальным хвосты</w:t>
+      </w:r>
+      <w:proofErr w:type="gramEnd"/>
+      <w:r>
+        <w:rPr>
+          <w:rStyle w:val="a8"/>
+          <w:rFonts w:ascii="Times New Roman" w:hAnsi="Times New Roman" w:cs="Times New Roman"/>
+          <w:b w:val="0"/>
+          <w:sz w:val="28"/>
+          <w:szCs w:val="28"/>
+          <w:lang w:eastAsia="ru-RU"/>
+        </w:rPr>
+        <w:t>.</w:t>
+      </w:r>
+    </w:p>
+    <w:p>
+      <w:pPr>
+        <w:shd w:val="clear" w:color="auto" w:fill="FFFFFF"/>
+        <w:spacing w:after="0" w:line="240" w:lineRule="auto"/>
+        <w:rPr>
+          <w:rStyle w:val="a8"/>
+          <w:rFonts w:ascii="Times New Roman" w:hAnsi="Times New Roman" w:cs="Times New Roman"/>
+          <w:b w:val="0"/>
+          <w:sz w:val="28"/>
+          <w:szCs w:val="28"/>
+          <w:lang w:eastAsia="ru-RU"/>
+        </w:rPr>
+      </w:pPr>
+      <w:r>
+        <w:rPr>
+          <w:rStyle w:val="a8"/>
+          <w:rFonts w:ascii="Times New Roman" w:hAnsi="Times New Roman" w:cs="Times New Roman"/>
+          <w:b w:val="0"/>
+          <w:sz w:val="28"/>
+          <w:szCs w:val="28"/>
+          <w:lang w:eastAsia="ru-RU"/>
+        </w:rPr>
+        <w:t>Распределение Пуассона с параметром 5 не дало выбросов при n=20, но показало 2 выброса при n=100. Равномерное распределение, имеющее чёткие границы, не показало выбросов при обоих объёмах выборки, что ожидаемо.</w:t>
+      </w:r>
+    </w:p>
+    <w:p>
+      <w:pPr>
+        <w:shd w:val="clear" w:color="auto" w:fill="FFFFFF"/>
+        <w:spacing w:after="0" w:line="240" w:lineRule="auto"/>
+        <w:rPr>
+          <w:rStyle w:val="a8"/>
+          <w:rFonts w:ascii="Times New Roman" w:hAnsi="Times New Roman" w:cs="Times New Roman"/>
+          <w:b w:val="0"/>
+          <w:sz w:val="28"/>
+          <w:szCs w:val="28"/>
+          <w:lang w:eastAsia="ru-RU"/>
+        </w:rPr>
+      </w:pPr>
     </w:p>
     <w:p>
       <w:pPr>
         <w:pStyle w:val="ds-markdown-paragraph"/>
         <w:shd w:val="clear" w:color="auto" w:fill="FFFFFF"/>
-        <w:spacing w:before="240" w:beforeAutospacing="0" w:after="240" w:afterAutospacing="0"/>
-        <w:rPr>
-          <w:color w:val="0F1115"/>
-          <w:sz w:val="28"/>
-          <w:szCs w:val="28"/>
-        </w:rPr>
-      </w:pPr>
-      <w:r>
-        <w:rPr>
-          <w:color w:val="0F1115"/>
-          <w:sz w:val="28"/>
-          <w:szCs w:val="28"/>
-        </w:rPr>
-        <w:t xml:space="preserve">Для нормального распределения при n=20 выбросов не обнаружено, а при n=100 появилось 3 выброса, что согласуется с вероятностью появления выбросов в нормально распределённых данных (около 0.7% теоретически). Распределение Лапласа показало 0 выбросов при n=20 и 7 выбросов при n=100, что отражает его более тяжёлые по сравнению </w:t>
-      </w:r>
-      <w:proofErr w:type="gramStart"/>
-      <w:r>
-        <w:rPr>
-          <w:color w:val="0F1115"/>
-          <w:sz w:val="28"/>
-          <w:szCs w:val="28"/>
-        </w:rPr>
-        <w:t>с нормальным хвосты</w:t>
-      </w:r>
-      <w:proofErr w:type="gramEnd"/>
-      <w:r>
-        <w:rPr>
-          <w:color w:val="0F1115"/>
+        <w:spacing w:before="0" w:beforeAutospacing="0" w:after="0" w:afterAutospacing="0"/>
+        <w:rPr>
+          <w:rStyle w:val="a8"/>
+          <w:rFonts w:eastAsiaTheme="minorHAnsi"/>
+          <w:b w:val="0"/>
+          <w:sz w:val="28"/>
+          <w:szCs w:val="28"/>
+        </w:rPr>
+      </w:pPr>
+      <w:r>
+        <w:rPr>
+          <w:rStyle w:val="a8"/>
+          <w:b w:val="0"/>
+          <w:color w:val="0F1115"/>
+          <w:sz w:val="28"/>
+          <w:szCs w:val="28"/>
+          <w:u w:val="single"/>
+        </w:rPr>
+        <w:t>Анализ средней доли выбросов (по 1000 экспериментам):</w:t>
+      </w:r>
+      <w:r>
+        <w:rPr>
+          <w:color w:val="0F1115"/>
+          <w:sz w:val="28"/>
+          <w:szCs w:val="28"/>
+          <w:u w:val="single"/>
+        </w:rPr>
+        <w:br/>
+      </w:r>
+      <w:r>
+        <w:rPr>
+          <w:rStyle w:val="a8"/>
+          <w:rFonts w:eastAsiaTheme="minorHAnsi"/>
+          <w:b w:val="0"/>
+          <w:sz w:val="28"/>
+          <w:szCs w:val="28"/>
+        </w:rPr>
+        <w:t xml:space="preserve">Множественные эксперименты позволили получить статистически надёжные оценки доли выбросов. Наибольшая доля выбросов наблюдается для распределения Коши: 15.39% при n=20 и 15.65% при n=100. Это подтверждает, что около 15.5% значений в выборках из распределения Коши классифицируются как выбросы по правилу </w:t>
+      </w:r>
+      <w:proofErr w:type="spellStart"/>
+      <w:r>
+        <w:rPr>
+          <w:rStyle w:val="a8"/>
+          <w:rFonts w:eastAsiaTheme="minorHAnsi"/>
+          <w:b w:val="0"/>
+          <w:sz w:val="28"/>
+          <w:szCs w:val="28"/>
+        </w:rPr>
+        <w:t>Тьюки</w:t>
+      </w:r>
+      <w:proofErr w:type="spellEnd"/>
+      <w:r>
+        <w:rPr>
+          <w:rStyle w:val="a8"/>
+          <w:rFonts w:eastAsiaTheme="minorHAnsi"/>
+          <w:b w:val="0"/>
           <w:sz w:val="28"/>
           <w:szCs w:val="28"/>
         </w:rPr>
         <w:t>.</w:t>
       </w:r>
+    </w:p>
+    <w:p>
+      <w:pPr>
+        <w:shd w:val="clear" w:color="auto" w:fill="FFFFFF"/>
+        <w:spacing w:after="0" w:line="240" w:lineRule="auto"/>
+        <w:rPr>
+          <w:rStyle w:val="a8"/>
+          <w:rFonts w:ascii="Times New Roman" w:hAnsi="Times New Roman" w:cs="Times New Roman"/>
+          <w:b w:val="0"/>
+          <w:sz w:val="28"/>
+          <w:szCs w:val="28"/>
+          <w:lang w:eastAsia="ru-RU"/>
+        </w:rPr>
+      </w:pPr>
+      <w:r>
+        <w:rPr>
+          <w:rStyle w:val="a8"/>
+          <w:rFonts w:ascii="Times New Roman" w:hAnsi="Times New Roman" w:cs="Times New Roman"/>
+          <w:b w:val="0"/>
+          <w:sz w:val="28"/>
+          <w:szCs w:val="28"/>
+          <w:lang w:eastAsia="ru-RU"/>
+        </w:rPr>
+        <w:t>Для распределения Лапласа средняя доля выбросов составляет 7.60% при n=20 и 6.63% при n=100, что примерно в 3 раза выше, чем для нормального распределения (2.28% и 1.10% соответственно). Это отражает различие в форме хвостов: у распределения Лапласа они тяжелее, чем у нормального.</w:t>
+      </w:r>
+    </w:p>
+    <w:p>
+      <w:pPr>
+        <w:shd w:val="clear" w:color="auto" w:fill="FFFFFF"/>
+        <w:spacing w:after="0" w:line="240" w:lineRule="auto"/>
+        <w:rPr>
+          <w:rStyle w:val="a8"/>
+          <w:rFonts w:ascii="Times New Roman" w:hAnsi="Times New Roman" w:cs="Times New Roman"/>
+          <w:b w:val="0"/>
+          <w:sz w:val="28"/>
+          <w:szCs w:val="28"/>
+          <w:lang w:eastAsia="ru-RU"/>
+        </w:rPr>
+      </w:pPr>
+      <w:r>
+        <w:rPr>
+          <w:rStyle w:val="a8"/>
+          <w:rFonts w:ascii="Times New Roman" w:hAnsi="Times New Roman" w:cs="Times New Roman"/>
+          <w:b w:val="0"/>
+          <w:sz w:val="28"/>
+          <w:szCs w:val="28"/>
+          <w:lang w:eastAsia="ru-RU"/>
+        </w:rPr>
+        <w:t>Распределение Пуассона даёт 2.29% выбросов при n=20 и 1.44% при n=100. Небольшое снижение доли с ростом объёма выборки связано с тем, что при малых n возможны случайные колебания, создающие иллюзию выбросов.</w:t>
+      </w:r>
+    </w:p>
+    <w:p>
+      <w:pPr>
+        <w:shd w:val="clear" w:color="auto" w:fill="FFFFFF"/>
+        <w:spacing w:after="0" w:line="240" w:lineRule="auto"/>
+        <w:rPr>
+          <w:rStyle w:val="a8"/>
+          <w:rFonts w:ascii="Times New Roman" w:hAnsi="Times New Roman" w:cs="Times New Roman"/>
+          <w:b w:val="0"/>
+          <w:sz w:val="28"/>
+          <w:szCs w:val="28"/>
+          <w:lang w:eastAsia="ru-RU"/>
+        </w:rPr>
+      </w:pPr>
+      <w:r>
+        <w:rPr>
+          <w:rStyle w:val="a8"/>
+          <w:rFonts w:ascii="Times New Roman" w:hAnsi="Times New Roman" w:cs="Times New Roman"/>
+          <w:b w:val="0"/>
+          <w:sz w:val="28"/>
+          <w:szCs w:val="28"/>
+          <w:lang w:eastAsia="ru-RU"/>
+        </w:rPr>
+        <w:t>Равномерное распределение практически не даёт выбросов: 0.23% при n=20 и 0.00% при n=100. Небольшая доля при n=20 объясняется случайными колебаниями на малых выборках, когда границы усов могут временно захватывать крайние значения.</w:t>
+      </w:r>
+    </w:p>
+    <w:p>
+      <w:pPr>
+        <w:shd w:val="clear" w:color="auto" w:fill="FFFFFF"/>
+        <w:spacing w:after="0" w:line="240" w:lineRule="auto"/>
+        <w:rPr>
+          <w:rFonts w:ascii="Times New Roman" w:hAnsi="Times New Roman" w:cs="Times New Roman"/>
+          <w:bCs/>
+          <w:sz w:val="28"/>
+          <w:szCs w:val="28"/>
+          <w:lang w:eastAsia="ru-RU"/>
+        </w:rPr>
+      </w:pPr>
     </w:p>
     <w:p>
       <w:pPr>
         <w:pStyle w:val="ds-markdown-paragraph"/>
         <w:shd w:val="clear" w:color="auto" w:fill="FFFFFF"/>
-        <w:spacing w:before="240" w:beforeAutospacing="0" w:after="240" w:afterAutospacing="0"/>
-        <w:rPr>
-          <w:color w:val="0F1115"/>
-          <w:sz w:val="28"/>
-          <w:szCs w:val="28"/>
-        </w:rPr>
-      </w:pPr>
-      <w:r>
-        <w:rPr>
-          <w:color w:val="0F1115"/>
-          <w:sz w:val="28"/>
-          <w:szCs w:val="28"/>
-        </w:rPr>
-        <w:t>Распре</w:t>
-      </w:r>
-      <w:r>
-        <w:rPr>
-          <w:color w:val="0F1115"/>
-          <w:sz w:val="28"/>
-          <w:szCs w:val="28"/>
-        </w:rPr>
-        <w:t xml:space="preserve">деление Пуассона с параметром </w:t>
-      </w:r>
-      <w:r>
-        <w:rPr>
-          <w:color w:val="0F1115"/>
-          <w:sz w:val="28"/>
-          <w:szCs w:val="28"/>
-        </w:rPr>
-        <w:t xml:space="preserve">5 не дало выбросов в конкретных выборках (0 при обоих объёмах), что объясняется дискретной природой распределения и ограниченным диапазоном значений. Равномерное </w:t>
-      </w:r>
-      <w:r>
-        <w:rPr>
-          <w:color w:val="0F1115"/>
-          <w:sz w:val="28"/>
-          <w:szCs w:val="28"/>
-        </w:rPr>
-        <w:lastRenderedPageBreak/>
-        <w:t>распределение, имеющее чёткие границы, также не показало выбросов, что ожидаемо.</w:t>
-      </w:r>
-    </w:p>
-    <w:p>
-      <w:pPr>
-        <w:pStyle w:val="ds-markdown-paragraph"/>
-        <w:shd w:val="clear" w:color="auto" w:fill="FFFFFF"/>
-        <w:spacing w:before="240" w:beforeAutospacing="0" w:after="240" w:afterAutospacing="0"/>
-        <w:rPr>
-          <w:color w:val="0F1115"/>
+        <w:spacing w:before="0" w:beforeAutospacing="0" w:after="0" w:afterAutospacing="0"/>
+        <w:rPr>
+          <w:rFonts w:eastAsiaTheme="minorEastAsia"/>
+          <w:color w:val="000000"/>
           <w:sz w:val="28"/>
           <w:szCs w:val="28"/>
         </w:rPr>
@@ -6240,227 +7226,58 @@
           <w:color w:val="0F1115"/>
           <w:sz w:val="28"/>
           <w:szCs w:val="28"/>
-        </w:rPr>
-        <w:t>Анализ средней доли выбросов (по 1000 экспериментам):</w:t>
-      </w:r>
-      <w:r>
-        <w:rPr>
-          <w:color w:val="0F1115"/>
-          <w:sz w:val="28"/>
-          <w:szCs w:val="28"/>
-        </w:rPr>
-        <w:br/>
-        <w:t xml:space="preserve">Множественные эксперименты позволили получить статистически надёжные оценки доли выбросов (таблица 1). Наибольшая доля выбросов наблюдается для распределения Коши: 14.88% при n=20 и 15.50% при n=100. Это подтверждает, что около 15% значений в выборках из распределения Коши классифицируются как выбросы по правилу </w:t>
-      </w:r>
-      <w:proofErr w:type="spellStart"/>
-      <w:r>
-        <w:rPr>
-          <w:color w:val="0F1115"/>
-          <w:sz w:val="28"/>
-          <w:szCs w:val="28"/>
-        </w:rPr>
-        <w:t>Тьюки</w:t>
-      </w:r>
-      <w:proofErr w:type="spellEnd"/>
-      <w:r>
-        <w:rPr>
-          <w:color w:val="0F1115"/>
-          <w:sz w:val="28"/>
-          <w:szCs w:val="28"/>
-        </w:rPr>
-        <w:t>.</w:t>
-      </w:r>
-    </w:p>
-    <w:p>
-      <w:pPr>
-        <w:pStyle w:val="ds-markdown-paragraph"/>
+          <w:u w:val="single"/>
+        </w:rPr>
+        <w:t>Влияние объёма выборки:</w:t>
+      </w:r>
+    </w:p>
+    <w:p>
+      <w:pPr>
         <w:shd w:val="clear" w:color="auto" w:fill="FFFFFF"/>
-        <w:spacing w:before="240" w:beforeAutospacing="0" w:after="240" w:afterAutospacing="0"/>
-        <w:rPr>
-          <w:color w:val="0F1115"/>
-          <w:sz w:val="28"/>
-          <w:szCs w:val="28"/>
-        </w:rPr>
-      </w:pPr>
-      <w:r>
-        <w:rPr>
-          <w:color w:val="0F1115"/>
-          <w:sz w:val="28"/>
-          <w:szCs w:val="28"/>
-        </w:rPr>
-        <w:t>Для распределения Лапласа средняя доля выбросов составляет 7.10% при n=20 и 6.56% при n=100, что примерно в 3 раза выше, чем для нормального распределения (2.25% и 1.06% соответственно). Это отражает различие в форме хвостов: у распределения Лапласа они тяжелее, чем у нормального.</w:t>
-      </w:r>
-    </w:p>
-    <w:p>
-      <w:pPr>
-        <w:pStyle w:val="ds-markdown-paragraph"/>
+        <w:spacing w:after="0" w:line="240" w:lineRule="auto"/>
+        <w:rPr>
+          <w:rStyle w:val="a8"/>
+          <w:rFonts w:ascii="Times New Roman" w:hAnsi="Times New Roman" w:cs="Times New Roman"/>
+          <w:b w:val="0"/>
+          <w:sz w:val="28"/>
+          <w:szCs w:val="28"/>
+          <w:lang w:eastAsia="ru-RU"/>
+        </w:rPr>
+      </w:pPr>
+      <w:r>
+        <w:rPr>
+          <w:rStyle w:val="a8"/>
+          <w:rFonts w:ascii="Times New Roman" w:hAnsi="Times New Roman" w:cs="Times New Roman"/>
+          <w:b w:val="0"/>
+          <w:sz w:val="28"/>
+          <w:szCs w:val="28"/>
+          <w:lang w:eastAsia="ru-RU"/>
+        </w:rPr>
+        <w:t>Для распределений с конечной дисперсией (нормальное, Лапласа, Пуассона, равномерное) наблюдается уменьшение средней доли выбросов при увеличении n от 20 до 100. Это связано с тем, что с ростом объёма выборки эмпирические квартили лучше приближаются к теоретическим, границы усов становятся более стабильными, и доля ложных выбросов снижается.</w:t>
+      </w:r>
+    </w:p>
+    <w:p>
+      <w:pPr>
         <w:shd w:val="clear" w:color="auto" w:fill="FFFFFF"/>
-        <w:spacing w:before="240" w:beforeAutospacing="0" w:after="240" w:afterAutospacing="0"/>
-        <w:rPr>
-          <w:color w:val="0F1115"/>
-          <w:sz w:val="28"/>
-          <w:szCs w:val="28"/>
-        </w:rPr>
-      </w:pPr>
-      <w:r>
-        <w:rPr>
-          <w:color w:val="0F1115"/>
-          <w:sz w:val="28"/>
-          <w:szCs w:val="28"/>
-        </w:rPr>
-        <w:t>Распределение Пуассона</w:t>
-      </w:r>
-      <w:r>
-        <w:rPr>
-          <w:color w:val="0F1115"/>
-          <w:sz w:val="28"/>
-          <w:szCs w:val="28"/>
-        </w:rPr>
-        <w:t xml:space="preserve"> даёт 2.57% выбросов при n=20 и 1.40% при n=100. Небольшое снижение доли с ростом объёма выборки связано с тем, что при малых n возможны случайные флуктуации</w:t>
-      </w:r>
-      <w:r>
-        <w:rPr>
-          <w:color w:val="0F1115"/>
-          <w:sz w:val="28"/>
-          <w:szCs w:val="28"/>
-        </w:rPr>
-        <w:t>(колебания)</w:t>
-      </w:r>
-      <w:r>
-        <w:rPr>
-          <w:color w:val="0F1115"/>
-          <w:sz w:val="28"/>
-          <w:szCs w:val="28"/>
-        </w:rPr>
-        <w:t>, создающие иллюзию выбросов.</w:t>
-      </w:r>
-    </w:p>
-    <w:p>
-      <w:pPr>
-        <w:pStyle w:val="ds-markdown-paragraph"/>
-        <w:shd w:val="clear" w:color="auto" w:fill="FFFFFF"/>
-        <w:spacing w:before="240" w:beforeAutospacing="0" w:after="240" w:afterAutospacing="0"/>
-        <w:rPr>
-          <w:color w:val="0F1115"/>
-          <w:sz w:val="28"/>
-          <w:szCs w:val="28"/>
-        </w:rPr>
-      </w:pPr>
-      <w:r>
-        <w:rPr>
-          <w:color w:val="0F1115"/>
-          <w:sz w:val="28"/>
-          <w:szCs w:val="28"/>
-        </w:rPr>
-        <w:t>Равномерное распределение практически не даёт выбросов: 0.35% при n=20 и 0% при n=100. Небольшая доля при n=20 объясняется случайными флуктуациями на малых выборках, когда из-за дискретности данных границы у</w:t>
-      </w:r>
-      <w:r>
-        <w:rPr>
-          <w:color w:val="0F1115"/>
-          <w:sz w:val="28"/>
-          <w:szCs w:val="28"/>
-        </w:rPr>
-        <w:t>сов могут временно захватывать</w:t>
-      </w:r>
-      <w:r>
-        <w:rPr>
-          <w:color w:val="0F1115"/>
-          <w:sz w:val="28"/>
-          <w:szCs w:val="28"/>
-        </w:rPr>
-        <w:t xml:space="preserve"> крайние значения.</w:t>
-      </w:r>
-    </w:p>
-    <w:p>
-      <w:pPr>
-        <w:pStyle w:val="ds-markdown-paragraph"/>
-        <w:shd w:val="clear" w:color="auto" w:fill="FFFFFF"/>
-        <w:spacing w:before="240" w:beforeAutospacing="0" w:after="240" w:afterAutospacing="0"/>
-        <w:rPr>
-          <w:color w:val="0F1115"/>
-          <w:sz w:val="28"/>
-          <w:szCs w:val="28"/>
+        <w:spacing w:after="0" w:line="240" w:lineRule="auto"/>
+        <w:rPr>
+          <w:rFonts w:ascii="Times New Roman" w:hAnsi="Times New Roman" w:cs="Times New Roman"/>
+          <w:bCs/>
+          <w:sz w:val="28"/>
+          <w:szCs w:val="28"/>
+          <w:lang w:eastAsia="ru-RU"/>
         </w:rPr>
       </w:pPr>
       <w:r>
         <w:rPr>
           <w:rStyle w:val="a8"/>
+          <w:rFonts w:ascii="Times New Roman" w:hAnsi="Times New Roman" w:cs="Times New Roman"/>
           <w:b w:val="0"/>
-          <w:color w:val="0F1115"/>
-          <w:sz w:val="28"/>
-          <w:szCs w:val="28"/>
-        </w:rPr>
-        <w:t>Влияние объёма выборки:</w:t>
-      </w:r>
-      <w:r>
-        <w:rPr>
-          <w:color w:val="0F1115"/>
-          <w:sz w:val="28"/>
-          <w:szCs w:val="28"/>
-        </w:rPr>
-        <w:br/>
-        <w:t>Для распределений с конечной дисперсией (нормальное, Лапласа, Пуассона, равномерное) наблюдается уменьшение средней доли выбросов при увеличении n от 20 до 100. Это связано с тем, что с ростом объёма выборки эмпирические квартили лучше приближаются к теоретическим, границы усов становятся более стабильными, и доля ложных выбросов снижается.</w:t>
-      </w:r>
-    </w:p>
-    <w:p>
-      <w:pPr>
-        <w:pStyle w:val="ds-markdown-paragraph"/>
-        <w:shd w:val="clear" w:color="auto" w:fill="FFFFFF"/>
-        <w:spacing w:before="240" w:beforeAutospacing="0" w:after="240" w:afterAutospacing="0"/>
-        <w:rPr>
-          <w:color w:val="0F1115"/>
-          <w:sz w:val="28"/>
-          <w:szCs w:val="28"/>
-        </w:rPr>
-      </w:pPr>
-      <w:r>
-        <w:rPr>
-          <w:color w:val="0F1115"/>
-          <w:sz w:val="28"/>
-          <w:szCs w:val="28"/>
-        </w:rPr>
-        <w:t>Для распределения Коши доля выбросов остаётся пра</w:t>
-      </w:r>
-      <w:r>
-        <w:rPr>
-          <w:color w:val="0F1115"/>
-          <w:sz w:val="28"/>
-          <w:szCs w:val="28"/>
-        </w:rPr>
-        <w:t xml:space="preserve">ктически неизменной (около 15%). </w:t>
-      </w:r>
-      <w:r>
-        <w:rPr>
-          <w:color w:val="0F1115"/>
-          <w:sz w:val="28"/>
-          <w:szCs w:val="28"/>
-        </w:rPr>
-        <w:t>Это характерная особенность рас</w:t>
-      </w:r>
-      <w:r>
-        <w:rPr>
-          <w:color w:val="0F1115"/>
-          <w:sz w:val="28"/>
-          <w:szCs w:val="28"/>
-        </w:rPr>
-        <w:t>пределений с тяжёлыми хвостами -</w:t>
-      </w:r>
-      <w:r>
-        <w:rPr>
-          <w:color w:val="0F1115"/>
-          <w:sz w:val="28"/>
-          <w:szCs w:val="28"/>
-        </w:rPr>
-        <w:t xml:space="preserve"> вероятность появления экстремальных значений не убывает с ростом объёма выборки, а остаётся постоянной</w:t>
-      </w:r>
-      <w:r>
-        <w:rPr>
-          <w:rFonts w:eastAsiaTheme="minorEastAsia"/>
-          <w:color w:val="000000"/>
-          <w:sz w:val="28"/>
-          <w:szCs w:val="28"/>
-        </w:rPr>
-        <w:t>.</w:t>
+          <w:sz w:val="28"/>
+          <w:szCs w:val="28"/>
+          <w:lang w:eastAsia="ru-RU"/>
+        </w:rPr>
+        <w:t>Для распределения Коши доля выбросов остаётся практически неизменной (около 15.5%). Это характерная особенность распределений с тяжёлыми хвостами — вероятность появления экстремальных значений не убывает с ростом объёма выборки.</w:t>
       </w:r>
     </w:p>
     <w:p>
@@ -6493,15 +7310,16 @@
           <w:szCs w:val="40"/>
         </w:rPr>
       </w:pPr>
-      <w:bookmarkStart w:id="5" w:name="_Toc223352856"/>
+      <w:bookmarkStart w:id="6" w:name="_Toc223352856"/>
       <w:r>
         <w:rPr>
           <w:sz w:val="40"/>
           <w:szCs w:val="40"/>
         </w:rPr>
+        <w:lastRenderedPageBreak/>
         <w:t>Выводы</w:t>
       </w:r>
-      <w:bookmarkEnd w:id="5"/>
+      <w:bookmarkEnd w:id="6"/>
     </w:p>
     <w:p>
       <w:pPr>
@@ -6699,7 +7517,6 @@
           <w:szCs w:val="28"/>
           <w:shd w:val="clear" w:color="auto" w:fill="FFFFFF"/>
         </w:rPr>
-        <w:lastRenderedPageBreak/>
         <w:t>Экспериментально определена средняя доля выбросов</w:t>
       </w:r>
       <w:r>
@@ -6815,7 +7632,15 @@
           <w:sz w:val="28"/>
           <w:szCs w:val="28"/>
         </w:rPr>
-        <w:t>: 2.25%, 1.06%</w:t>
+        <w:t>: 2.28%, 1.10</w:t>
+      </w:r>
+      <w:r>
+        <w:rPr>
+          <w:color w:val="0F1115"/>
+          <w:sz w:val="28"/>
+          <w:szCs w:val="28"/>
+        </w:rPr>
+        <w:t>%</w:t>
       </w:r>
     </w:p>
     <w:p>
@@ -6852,7 +7677,7 @@
           <w:szCs w:val="28"/>
           <w:lang w:eastAsia="ru-RU"/>
         </w:rPr>
-        <w:t>: 14.88</w:t>
+        <w:t>: 15.39</w:t>
       </w:r>
       <w:proofErr w:type="gramStart"/>
       <w:r>
@@ -6874,7 +7699,17 @@
           <w:szCs w:val="28"/>
           <w:lang w:eastAsia="ru-RU"/>
         </w:rPr>
-        <w:t xml:space="preserve"> 15.50% </w:t>
+        <w:t xml:space="preserve"> 15.65</w:t>
+      </w:r>
+      <w:r>
+        <w:rPr>
+          <w:rFonts w:ascii="Times New Roman" w:eastAsia="Times New Roman" w:hAnsi="Times New Roman" w:cs="Times New Roman"/>
+          <w:color w:val="0F1115"/>
+          <w:sz w:val="28"/>
+          <w:szCs w:val="28"/>
+          <w:lang w:eastAsia="ru-RU"/>
+        </w:rPr>
+        <w:t xml:space="preserve">% </w:t>
       </w:r>
     </w:p>
     <w:p>
@@ -6911,7 +7746,17 @@
           <w:szCs w:val="28"/>
           <w:lang w:eastAsia="ru-RU"/>
         </w:rPr>
-        <w:t xml:space="preserve">: 7.10%, 6.56% </w:t>
+        <w:t>: 7.10%, 6.63</w:t>
+      </w:r>
+      <w:r>
+        <w:rPr>
+          <w:rFonts w:ascii="Times New Roman" w:eastAsia="Times New Roman" w:hAnsi="Times New Roman" w:cs="Times New Roman"/>
+          <w:color w:val="0F1115"/>
+          <w:sz w:val="28"/>
+          <w:szCs w:val="28"/>
+          <w:lang w:eastAsia="ru-RU"/>
+        </w:rPr>
+        <w:t xml:space="preserve">% </w:t>
       </w:r>
     </w:p>
     <w:p>
@@ -6948,7 +7793,7 @@
           <w:szCs w:val="28"/>
           <w:lang w:eastAsia="ru-RU"/>
         </w:rPr>
-        <w:t>: 2.57</w:t>
+        <w:t>: 2.29</w:t>
       </w:r>
       <w:proofErr w:type="gramStart"/>
       <w:r>
@@ -6970,7 +7815,17 @@
           <w:szCs w:val="28"/>
           <w:lang w:eastAsia="ru-RU"/>
         </w:rPr>
-        <w:t xml:space="preserve"> 1.40% </w:t>
+        <w:t xml:space="preserve"> 1.44</w:t>
+      </w:r>
+      <w:r>
+        <w:rPr>
+          <w:rFonts w:ascii="Times New Roman" w:eastAsia="Times New Roman" w:hAnsi="Times New Roman" w:cs="Times New Roman"/>
+          <w:color w:val="0F1115"/>
+          <w:sz w:val="28"/>
+          <w:szCs w:val="28"/>
+          <w:lang w:eastAsia="ru-RU"/>
+        </w:rPr>
+        <w:t xml:space="preserve">% </w:t>
       </w:r>
     </w:p>
     <w:p>
@@ -7007,7 +7862,7 @@
           <w:szCs w:val="28"/>
           <w:lang w:eastAsia="ru-RU"/>
         </w:rPr>
-        <w:t>: 0.35</w:t>
+        <w:t>: 0.23</w:t>
       </w:r>
       <w:proofErr w:type="gramStart"/>
       <w:r>
@@ -7170,7 +8025,51 @@
           <w:shd w:val="clear" w:color="auto" w:fill="FFFFFF"/>
           <w:lang w:eastAsia="ru-RU"/>
         </w:rPr>
-        <w:t>Для распределения Коши с тяжёлыми хвостами доля выбросов остаётся стабильной (15%) и не зависит от объёма выборки</w:t>
+        <w:t>Для распределения Коши с тяжёлыми хвостами доля выбросов остаётся стабильной (</w:t>
+      </w:r>
+      <w:r>
+        <w:rPr>
+          <w:rFonts w:ascii="Times New Roman" w:eastAsia="Times New Roman" w:hAnsi="Times New Roman" w:cs="Times New Roman"/>
+          <w:color w:val="0F1115"/>
+          <w:sz w:val="28"/>
+          <w:szCs w:val="28"/>
+          <w:shd w:val="clear" w:color="auto" w:fill="FFFFFF"/>
+          <w:lang w:eastAsia="ru-RU"/>
+        </w:rPr>
+        <w:t xml:space="preserve">около </w:t>
+      </w:r>
+      <w:r>
+        <w:rPr>
+          <w:rFonts w:ascii="Times New Roman" w:eastAsia="Times New Roman" w:hAnsi="Times New Roman" w:cs="Times New Roman"/>
+          <w:color w:val="0F1115"/>
+          <w:sz w:val="28"/>
+          <w:szCs w:val="28"/>
+          <w:shd w:val="clear" w:color="auto" w:fill="FFFFFF"/>
+          <w:lang w:eastAsia="ru-RU"/>
+        </w:rPr>
+        <w:t>15</w:t>
+      </w:r>
+      <w:r>
+        <w:rPr>
+          <w:rFonts w:ascii="Times New Roman" w:eastAsia="Times New Roman" w:hAnsi="Times New Roman" w:cs="Times New Roman"/>
+          <w:color w:val="0F1115"/>
+          <w:sz w:val="28"/>
+          <w:szCs w:val="28"/>
+          <w:shd w:val="clear" w:color="auto" w:fill="FFFFFF"/>
+          <w:lang w:eastAsia="ru-RU"/>
+        </w:rPr>
+        <w:t>.5</w:t>
+      </w:r>
+      <w:r>
+        <w:rPr>
+          <w:rFonts w:ascii="Times New Roman" w:eastAsia="Times New Roman" w:hAnsi="Times New Roman" w:cs="Times New Roman"/>
+          <w:color w:val="0F1115"/>
+          <w:sz w:val="28"/>
+          <w:szCs w:val="28"/>
+          <w:shd w:val="clear" w:color="auto" w:fill="FFFFFF"/>
+          <w:lang w:eastAsia="ru-RU"/>
+        </w:rPr>
+        <w:t>%) и не зависит от объёма выборки</w:t>
       </w:r>
     </w:p>
     <w:p>
@@ -7199,12 +8098,11 @@
           <w:tab w:val="left" w:pos="14656"/>
         </w:tabs>
         <w:rPr>
-          <w:rFonts w:ascii="Times New Roman" w:eastAsia="Times New Roman" w:hAnsi="Times New Roman" w:cs="Times New Roman"/>
+          <w:rFonts w:ascii="Times New Roman" w:hAnsi="Times New Roman" w:cs="Times New Roman"/>
           <w:color w:val="0F1115"/>
           <w:sz w:val="28"/>
           <w:szCs w:val="28"/>
           <w:shd w:val="clear" w:color="auto" w:fill="FFFFFF"/>
-          <w:lang w:eastAsia="ru-RU"/>
         </w:rPr>
       </w:pPr>
       <w:r>
@@ -7216,6 +8114,70 @@
           <w:shd w:val="clear" w:color="auto" w:fill="FFFFFF"/>
         </w:rPr>
         <w:t>Наибольшая доля выбросов характерна для распределения Коши, наименьшая для равномерного. Распределение Лапласа занимает промежуточное положение, что отражает степень "тяжести" его хвостов.</w:t>
+      </w:r>
+      <w:r>
+        <w:rPr>
+          <w:rFonts w:ascii="Times New Roman" w:hAnsi="Times New Roman" w:cs="Times New Roman"/>
+          <w:color w:val="0F1115"/>
+          <w:sz w:val="28"/>
+          <w:szCs w:val="28"/>
+          <w:shd w:val="clear" w:color="auto" w:fill="FFFFFF"/>
+        </w:rPr>
+        <w:t xml:space="preserve"> </w:t>
+      </w:r>
+      <w:r>
+        <w:rPr>
+          <w:rFonts w:ascii="Times New Roman" w:hAnsi="Times New Roman" w:cs="Times New Roman"/>
+          <w:color w:val="0F1115"/>
+          <w:sz w:val="28"/>
+          <w:szCs w:val="28"/>
+          <w:shd w:val="clear" w:color="auto" w:fill="FFFFFF"/>
+        </w:rPr>
+        <w:t xml:space="preserve">Полученные результаты хорошо согласуются с теоретическими ожиданиями и демонстрируют эффективность </w:t>
+      </w:r>
+      <w:proofErr w:type="spellStart"/>
+      <w:r>
+        <w:rPr>
+          <w:rFonts w:ascii="Times New Roman" w:hAnsi="Times New Roman" w:cs="Times New Roman"/>
+          <w:color w:val="0F1115"/>
+          <w:sz w:val="28"/>
+          <w:szCs w:val="28"/>
+          <w:shd w:val="clear" w:color="auto" w:fill="FFFFFF"/>
+        </w:rPr>
+        <w:t>боксплота</w:t>
+      </w:r>
+      <w:proofErr w:type="spellEnd"/>
+      <w:r>
+        <w:rPr>
+          <w:rFonts w:ascii="Times New Roman" w:hAnsi="Times New Roman" w:cs="Times New Roman"/>
+          <w:color w:val="0F1115"/>
+          <w:sz w:val="28"/>
+          <w:szCs w:val="28"/>
+          <w:shd w:val="clear" w:color="auto" w:fill="FFFFFF"/>
+        </w:rPr>
+        <w:t xml:space="preserve"> </w:t>
+      </w:r>
+      <w:proofErr w:type="spellStart"/>
+      <w:r>
+        <w:rPr>
+          <w:rFonts w:ascii="Times New Roman" w:hAnsi="Times New Roman" w:cs="Times New Roman"/>
+          <w:color w:val="0F1115"/>
+          <w:sz w:val="28"/>
+          <w:szCs w:val="28"/>
+          <w:shd w:val="clear" w:color="auto" w:fill="FFFFFF"/>
+        </w:rPr>
+        <w:t>Тьюки</w:t>
+      </w:r>
+      <w:proofErr w:type="spellEnd"/>
+      <w:r>
+        <w:rPr>
+          <w:rFonts w:ascii="Times New Roman" w:hAnsi="Times New Roman" w:cs="Times New Roman"/>
+          <w:color w:val="0F1115"/>
+          <w:sz w:val="28"/>
+          <w:szCs w:val="28"/>
+          <w:shd w:val="clear" w:color="auto" w:fill="FFFFFF"/>
+        </w:rPr>
+        <w:t xml:space="preserve"> для выявления аномальных значений.</w:t>
       </w:r>
     </w:p>
     <w:p>
@@ -7362,8 +8324,6 @@
         </w:rPr>
         <w:t>3</w:t>
       </w:r>
-      <w:bookmarkStart w:id="6" w:name="_GoBack"/>
-      <w:bookmarkEnd w:id="6"/>
     </w:p>
     <w:p>
       <w:pPr>
@@ -9688,7 +10648,6 @@
     <w:basedOn w:val="a"/>
     <w:next w:val="a"/>
     <w:uiPriority w:val="35"/>
-    <w:semiHidden/>
     <w:unhideWhenUsed/>
     <w:qFormat/>
     <w:rsid w:val="004F6F69"/>
